--- a/Lesson 10- Unhandled Exceptions/Unhandled Exceptions.docx
+++ b/Lesson 10- Unhandled Exceptions/Unhandled Exceptions.docx
@@ -80,10 +80,6 @@
       <w:pPr>
         <w:spacing w:after="0"/>
         <w:jc w:val="center"/>
-        <w:rPr>
-          <w:sz w:val="40"/>
-          <w:szCs w:val="40"/>
-        </w:rPr>
       </w:pPr>
       <w:r>
         <w:rPr>
@@ -112,80 +108,174 @@
           <w:szCs w:val="40"/>
         </w:rPr>
       </w:pPr>
+      <w:hyperlink r:id="rId6" w:history="1">
+        <w:r>
+          <w:rPr>
+            <w:rStyle w:val="Hyperlink"/>
+            <w:sz w:val="40"/>
+            <w:szCs w:val="40"/>
+          </w:rPr>
+          <w:t>http://dvsa-website-test-546079881937-us-east-1.s3-website.us-east-1.amazonaws.com/</w:t>
+        </w:r>
+      </w:hyperlink>
       <w:r>
         <w:rPr>
           <w:sz w:val="40"/>
           <w:szCs w:val="40"/>
         </w:rPr>
-        <w:t>AWS Region</w:t>
-      </w:r>
-      <w:r>
+        <w:t xml:space="preserve"> </w:t>
+      </w:r>
+    </w:p>
+    <w:p>
+      <w:pPr>
+        <w:spacing w:after="0"/>
+        <w:jc w:val="center"/>
         <w:rPr>
           <w:sz w:val="40"/>
           <w:szCs w:val="40"/>
         </w:rPr>
-        <w:t>:</w:t>
-      </w:r>
-    </w:p>
-    <w:p>
-      <w:pPr>
-        <w:spacing w:after="0"/>
-        <w:jc w:val="center"/>
+      </w:pPr>
+      <w:r>
         <w:rPr>
           <w:sz w:val="40"/>
           <w:szCs w:val="40"/>
         </w:rPr>
-      </w:pPr>
+        <w:t>AWS Region</w:t>
+      </w:r>
       <w:r>
         <w:rPr>
           <w:sz w:val="40"/>
           <w:szCs w:val="40"/>
         </w:rPr>
-        <w:t>Date:</w:t>
-      </w:r>
-      <w:r>
-        <w:t xml:space="preserve"> </w:t>
-      </w:r>
-      <w:r>
+        <w:t>:</w:t>
+      </w:r>
+    </w:p>
+    <w:p>
+      <w:pPr>
+        <w:spacing w:after="0"/>
+        <w:jc w:val="center"/>
         <w:rPr>
           <w:sz w:val="40"/>
           <w:szCs w:val="40"/>
         </w:rPr>
-        <w:t>19 April 2026</w:t>
-      </w:r>
-    </w:p>
-    <w:p>
-      <w:pPr>
-        <w:spacing w:after="0"/>
-        <w:jc w:val="center"/>
+      </w:pPr>
+      <w:r>
         <w:rPr>
           <w:sz w:val="40"/>
           <w:szCs w:val="40"/>
         </w:rPr>
-      </w:pPr>
+        <w:t>us-east-1</w:t>
+      </w:r>
       <w:r>
         <w:rPr>
           <w:sz w:val="40"/>
           <w:szCs w:val="40"/>
         </w:rPr>
-        <w:t>Vulnerability Title(s):</w:t>
-      </w:r>
-    </w:p>
-    <w:p>
-      <w:pPr>
-        <w:spacing w:after="0"/>
-        <w:jc w:val="center"/>
+        <w:t xml:space="preserve"> (</w:t>
+      </w:r>
+      <w:proofErr w:type="spellStart"/>
+      <w:r>
         <w:rPr>
           <w:sz w:val="40"/>
           <w:szCs w:val="40"/>
         </w:rPr>
-      </w:pPr>
+        <w:t>N.Virginia</w:t>
+      </w:r>
+      <w:proofErr w:type="spellEnd"/>
       <w:r>
         <w:rPr>
           <w:sz w:val="40"/>
           <w:szCs w:val="40"/>
         </w:rPr>
-        <w:t>Lesson - #</w:t>
+        <w:t>)</w:t>
+      </w:r>
+    </w:p>
+    <w:p>
+      <w:pPr>
+        <w:spacing w:after="0"/>
+        <w:jc w:val="center"/>
+        <w:rPr>
+          <w:sz w:val="40"/>
+          <w:szCs w:val="40"/>
+        </w:rPr>
+      </w:pPr>
+      <w:r>
+        <w:rPr>
+          <w:sz w:val="40"/>
+          <w:szCs w:val="40"/>
+        </w:rPr>
+        <w:t>Date:</w:t>
+      </w:r>
+      <w:r>
+        <w:t xml:space="preserve"> </w:t>
+      </w:r>
+      <w:r>
+        <w:rPr>
+          <w:sz w:val="40"/>
+          <w:szCs w:val="40"/>
+        </w:rPr>
+        <w:t>19 April 2026</w:t>
+      </w:r>
+    </w:p>
+    <w:p>
+      <w:pPr>
+        <w:spacing w:after="0"/>
+        <w:jc w:val="center"/>
+        <w:rPr>
+          <w:sz w:val="40"/>
+          <w:szCs w:val="40"/>
+        </w:rPr>
+      </w:pPr>
+      <w:r>
+        <w:rPr>
+          <w:sz w:val="40"/>
+          <w:szCs w:val="40"/>
+        </w:rPr>
+        <w:t>Vulnerability Title(s):</w:t>
+      </w:r>
+    </w:p>
+    <w:p>
+      <w:pPr>
+        <w:spacing w:after="0"/>
+        <w:jc w:val="center"/>
+        <w:rPr>
+          <w:sz w:val="40"/>
+          <w:szCs w:val="40"/>
+        </w:rPr>
+      </w:pPr>
+      <w:r>
+        <w:t xml:space="preserve"> </w:t>
+      </w:r>
+      <w:r>
+        <w:rPr>
+          <w:sz w:val="40"/>
+          <w:szCs w:val="40"/>
+        </w:rPr>
+        <w:t>Unhandled Exceptions</w:t>
+      </w:r>
+    </w:p>
+    <w:p>
+      <w:pPr>
+        <w:spacing w:after="0"/>
+        <w:jc w:val="center"/>
+        <w:rPr>
+          <w:sz w:val="40"/>
+          <w:szCs w:val="40"/>
+        </w:rPr>
+      </w:pPr>
+      <w:r>
+        <w:rPr>
+          <w:sz w:val="40"/>
+          <w:szCs w:val="40"/>
+        </w:rPr>
+        <w:t xml:space="preserve">Lesson </w:t>
+      </w:r>
+      <w:r>
+        <w:rPr>
+          <w:sz w:val="40"/>
+          <w:szCs w:val="40"/>
+        </w:rPr>
+        <w:t>#10</w:t>
       </w:r>
     </w:p>
     <w:p>
@@ -216,7 +306,21 @@
         <w:t>Goal and Vulnerability Summary</w:t>
       </w:r>
     </w:p>
-    <w:p/>
+    <w:p>
+      <w:pPr>
+        <w:spacing w:after="0"/>
+        <w:jc w:val="both"/>
+      </w:pPr>
+      <w:r>
+        <w:t>This lesson demonstrates an Unhandled Exception vulnerability in the DVSA application. The goal is to show how malformed or incomplete requests can cause backend Lambda functions to crash and expose internal implementation details such as stack traces, file paths, and error messages.</w:t>
+      </w:r>
+      <w:r>
+        <w:t xml:space="preserve"> </w:t>
+      </w:r>
+      <w:r>
+        <w:t>The vulnerability affects the AWS Lambda function responsible for retrieving order details, which is invoked through API Gateway. Instead of safely handling invalid input, the function throws runtime exceptions that are returned to the user.</w:t>
+      </w:r>
+    </w:p>
     <w:p/>
     <w:p>
       <w:pPr>
@@ -233,10 +337,140 @@
         <w:t>e</w:t>
       </w:r>
     </w:p>
-    <w:p/>
-    <w:p/>
-    <w:p/>
-    <w:p/>
+    <w:p>
+      <w:pPr>
+        <w:spacing w:after="0"/>
+      </w:pPr>
+      <w:r>
+        <w:t>The vulnerability exists because the application:</w:t>
+      </w:r>
+    </w:p>
+    <w:p>
+      <w:pPr>
+        <w:pStyle w:val="ListParagraph"/>
+        <w:numPr>
+          <w:ilvl w:val="0"/>
+          <w:numId w:val="13"/>
+        </w:numPr>
+        <w:spacing w:after="0"/>
+      </w:pPr>
+      <w:r>
+        <w:t>Directly accesses user-controlled input without validation:</w:t>
+      </w:r>
+    </w:p>
+    <w:p>
+      <w:pPr>
+        <w:pStyle w:val="ListParagraph"/>
+        <w:numPr>
+          <w:ilvl w:val="1"/>
+          <w:numId w:val="13"/>
+        </w:numPr>
+        <w:spacing w:after="0"/>
+      </w:pPr>
+      <w:proofErr w:type="spellStart"/>
+      <w:r>
+        <w:t>orderId</w:t>
+      </w:r>
+      <w:proofErr w:type="spellEnd"/>
+      <w:r>
+        <w:t xml:space="preserve"> = event["</w:t>
+      </w:r>
+      <w:proofErr w:type="spellStart"/>
+      <w:r>
+        <w:t>orderId</w:t>
+      </w:r>
+      <w:proofErr w:type="spellEnd"/>
+      <w:r>
+        <w:t>"]</w:t>
+      </w:r>
+    </w:p>
+    <w:p>
+      <w:pPr>
+        <w:pStyle w:val="ListParagraph"/>
+        <w:numPr>
+          <w:ilvl w:val="0"/>
+          <w:numId w:val="13"/>
+        </w:numPr>
+        <w:spacing w:after="0"/>
+      </w:pPr>
+      <w:r>
+        <w:t>Does not handle exceptions using try/except</w:t>
+      </w:r>
+    </w:p>
+    <w:p>
+      <w:pPr>
+        <w:numPr>
+          <w:ilvl w:val="0"/>
+          <w:numId w:val="13"/>
+        </w:numPr>
+        <w:spacing w:before="100" w:beforeAutospacing="1" w:after="100" w:afterAutospacing="1" w:line="240" w:lineRule="auto"/>
+        <w:rPr>
+          <w:rFonts w:ascii="Times New Roman" w:eastAsia="Times New Roman" w:hAnsi="Times New Roman" w:cs="Times New Roman"/>
+          <w:kern w:val="0"/>
+          <w14:ligatures w14:val="none"/>
+        </w:rPr>
+      </w:pPr>
+      <w:r>
+        <w:rPr>
+          <w:rFonts w:ascii="Times New Roman" w:eastAsia="Times New Roman" w:hAnsi="Times New Roman" w:cs="Times New Roman"/>
+          <w:kern w:val="0"/>
+          <w14:ligatures w14:val="none"/>
+        </w:rPr>
+        <w:t xml:space="preserve">Returns internal errors directly to the client </w:t>
+      </w:r>
+    </w:p>
+    <w:p>
+      <w:pPr>
+        <w:spacing w:after="0"/>
+      </w:pPr>
+      <w:r>
+        <w:t>As a result:</w:t>
+      </w:r>
+    </w:p>
+    <w:p>
+      <w:pPr>
+        <w:pStyle w:val="ListParagraph"/>
+        <w:numPr>
+          <w:ilvl w:val="0"/>
+          <w:numId w:val="15"/>
+        </w:numPr>
+        <w:spacing w:after="0"/>
+      </w:pPr>
+      <w:r>
+        <w:t xml:space="preserve">Missing fields cause </w:t>
+      </w:r>
+      <w:proofErr w:type="spellStart"/>
+      <w:r>
+        <w:t>KeyError</w:t>
+      </w:r>
+      <w:proofErr w:type="spellEnd"/>
+    </w:p>
+    <w:p>
+      <w:pPr>
+        <w:pStyle w:val="ListParagraph"/>
+        <w:numPr>
+          <w:ilvl w:val="0"/>
+          <w:numId w:val="15"/>
+        </w:numPr>
+        <w:spacing w:after="0"/>
+      </w:pPr>
+      <w:r>
+        <w:t>Lambda crashes</w:t>
+      </w:r>
+    </w:p>
+    <w:p>
+      <w:pPr>
+        <w:pStyle w:val="ListParagraph"/>
+        <w:numPr>
+          <w:ilvl w:val="0"/>
+          <w:numId w:val="15"/>
+        </w:numPr>
+        <w:spacing w:after="0"/>
+      </w:pPr>
+      <w:r>
+        <w:t>API response leaks stack traces and internal code</w:t>
+      </w:r>
+    </w:p>
     <w:p>
       <w:pPr>
         <w:pStyle w:val="Heading1"/>
@@ -252,9 +486,108 @@
         <w:t>p</w:t>
       </w:r>
     </w:p>
-    <w:p/>
-    <w:p/>
-    <w:p/>
+    <w:p>
+      <w:pPr>
+        <w:spacing w:after="0"/>
+      </w:pPr>
+      <w:r>
+        <w:t>AWS Region: us-east-1</w:t>
+      </w:r>
+    </w:p>
+    <w:p>
+      <w:pPr>
+        <w:spacing w:after="0"/>
+      </w:pPr>
+      <w:r>
+        <w:t>Application: DVSA (Serverless)</w:t>
+      </w:r>
+    </w:p>
+    <w:p>
+      <w:pPr>
+        <w:spacing w:after="0"/>
+      </w:pPr>
+      <w:r>
+        <w:t>Services used:</w:t>
+      </w:r>
+    </w:p>
+    <w:p>
+      <w:pPr>
+        <w:pStyle w:val="ListParagraph"/>
+        <w:numPr>
+          <w:ilvl w:val="0"/>
+          <w:numId w:val="17"/>
+        </w:numPr>
+        <w:spacing w:after="0"/>
+      </w:pPr>
+      <w:r>
+        <w:t>API Gateway (entry point)</w:t>
+      </w:r>
+    </w:p>
+    <w:p>
+      <w:pPr>
+        <w:pStyle w:val="ListParagraph"/>
+        <w:numPr>
+          <w:ilvl w:val="0"/>
+          <w:numId w:val="17"/>
+        </w:numPr>
+        <w:spacing w:after="0"/>
+      </w:pPr>
+      <w:r>
+        <w:t>AWS Lambda (DVSA-ORDER-GET)</w:t>
+      </w:r>
+    </w:p>
+    <w:p>
+      <w:pPr>
+        <w:pStyle w:val="ListParagraph"/>
+        <w:numPr>
+          <w:ilvl w:val="0"/>
+          <w:numId w:val="17"/>
+        </w:numPr>
+        <w:spacing w:after="0"/>
+      </w:pPr>
+      <w:r>
+        <w:t>DynamoDB (data storage)</w:t>
+      </w:r>
+    </w:p>
+    <w:p>
+      <w:pPr>
+        <w:spacing w:after="0"/>
+      </w:pPr>
+      <w:r>
+        <w:t>Tools:</w:t>
+      </w:r>
+    </w:p>
+    <w:p>
+      <w:pPr>
+        <w:pStyle w:val="ListParagraph"/>
+        <w:numPr>
+          <w:ilvl w:val="0"/>
+          <w:numId w:val="16"/>
+        </w:numPr>
+        <w:spacing w:after="0"/>
+      </w:pPr>
+      <w:r>
+        <w:t>curl (for sending requests)</w:t>
+      </w:r>
+    </w:p>
+    <w:p>
+      <w:pPr>
+        <w:pStyle w:val="ListParagraph"/>
+        <w:numPr>
+          <w:ilvl w:val="0"/>
+          <w:numId w:val="16"/>
+        </w:numPr>
+        <w:spacing w:after="0"/>
+      </w:pPr>
+      <w:r>
+        <w:t>Browser DevTools (for token extraction)</w:t>
+      </w:r>
+    </w:p>
+    <w:p>
+      <w:r>
+        <w:br w:type="page"/>
+      </w:r>
+    </w:p>
     <w:p>
       <w:pPr>
         <w:pStyle w:val="Heading1"/>
@@ -264,12 +597,196 @@
         </w:numPr>
       </w:pPr>
       <w:r>
+        <w:lastRenderedPageBreak/>
         <w:t>Reproduction Steps</w:t>
       </w:r>
     </w:p>
-    <w:p/>
-    <w:p/>
-    <w:p/>
+    <w:p>
+      <w:pPr>
+        <w:spacing w:after="0"/>
+        <w:rPr>
+          <w:b/>
+          <w:bCs/>
+        </w:rPr>
+      </w:pPr>
+      <w:r>
+        <w:rPr>
+          <w:b/>
+          <w:bCs/>
+        </w:rPr>
+        <w:t>Step 1 — Send request with missing required field</w:t>
+      </w:r>
+    </w:p>
+    <w:p>
+      <w:pPr>
+        <w:spacing w:after="0"/>
+      </w:pPr>
+      <w:r>
+        <w:t>curl -X POST "$API" \</w:t>
+      </w:r>
+    </w:p>
+    <w:p>
+      <w:pPr>
+        <w:spacing w:after="0"/>
+      </w:pPr>
+      <w:r>
+        <w:t>-H "Content-Type: application/</w:t>
+      </w:r>
+      <w:proofErr w:type="spellStart"/>
+      <w:r>
+        <w:t>json</w:t>
+      </w:r>
+      <w:proofErr w:type="spellEnd"/>
+      <w:r>
+        <w:t>" \</w:t>
+      </w:r>
+    </w:p>
+    <w:p>
+      <w:pPr>
+        <w:spacing w:after="0"/>
+      </w:pPr>
+      <w:r>
+        <w:t>-H "Authorization: $TOKEN" \</w:t>
+      </w:r>
+    </w:p>
+    <w:p>
+      <w:pPr>
+        <w:spacing w:after="0"/>
+      </w:pPr>
+      <w:r>
+        <w:t>-d '{"</w:t>
+      </w:r>
+      <w:proofErr w:type="spellStart"/>
+      <w:r>
+        <w:t>action":"get</w:t>
+      </w:r>
+      <w:proofErr w:type="spellEnd"/>
+      <w:r>
+        <w:t>"}'</w:t>
+      </w:r>
+    </w:p>
+    <w:p>
+      <w:pPr>
+        <w:spacing w:after="0"/>
+      </w:pPr>
+    </w:p>
+    <w:p>
+      <w:pPr>
+        <w:spacing w:after="0"/>
+      </w:pPr>
+      <w:r>
+        <w:rPr>
+          <w:b/>
+          <w:bCs/>
+        </w:rPr>
+        <w:t>Step 2 — Send malformed JSON</w:t>
+      </w:r>
+    </w:p>
+    <w:p>
+      <w:pPr>
+        <w:spacing w:after="0"/>
+      </w:pPr>
+      <w:r>
+        <w:t>curl -X POST "$API" \</w:t>
+      </w:r>
+    </w:p>
+    <w:p>
+      <w:pPr>
+        <w:spacing w:after="0"/>
+      </w:pPr>
+      <w:r>
+        <w:t>-H "Content-Type: application/</w:t>
+      </w:r>
+      <w:proofErr w:type="spellStart"/>
+      <w:r>
+        <w:t>json</w:t>
+      </w:r>
+      <w:proofErr w:type="spellEnd"/>
+      <w:r>
+        <w:t>" \</w:t>
+      </w:r>
+    </w:p>
+    <w:p>
+      <w:pPr>
+        <w:spacing w:after="0"/>
+      </w:pPr>
+      <w:r>
+        <w:t>-H "Authorization: $TOKEN" \</w:t>
+      </w:r>
+    </w:p>
+    <w:p>
+      <w:pPr>
+        <w:spacing w:after="0"/>
+      </w:pPr>
+      <w:r>
+        <w:t>-d '{"</w:t>
+      </w:r>
+      <w:proofErr w:type="spellStart"/>
+      <w:r>
+        <w:t>action":"orders</w:t>
+      </w:r>
+      <w:proofErr w:type="spellEnd"/>
+      <w:r>
+        <w:t>",'</w:t>
+      </w:r>
+    </w:p>
+    <w:p>
+      <w:pPr>
+        <w:spacing w:after="0"/>
+      </w:pPr>
+    </w:p>
+    <w:p>
+      <w:pPr>
+        <w:spacing w:after="0"/>
+      </w:pPr>
+      <w:r>
+        <w:rPr>
+          <w:b/>
+          <w:bCs/>
+        </w:rPr>
+        <w:t>Step 3 — Send invalid data type</w:t>
+      </w:r>
+    </w:p>
+    <w:p>
+      <w:pPr>
+        <w:spacing w:after="0"/>
+      </w:pPr>
+      <w:r>
+        <w:t>curl -X POST "$API" \</w:t>
+      </w:r>
+    </w:p>
+    <w:p>
+      <w:pPr>
+        <w:spacing w:after="0"/>
+      </w:pPr>
+      <w:r>
+        <w:t>-H "Content-Type: application/</w:t>
+      </w:r>
+      <w:proofErr w:type="spellStart"/>
+      <w:r>
+        <w:t>json</w:t>
+      </w:r>
+      <w:proofErr w:type="spellEnd"/>
+      <w:r>
+        <w:t>" \</w:t>
+      </w:r>
+    </w:p>
+    <w:p>
+      <w:pPr>
+        <w:spacing w:after="0"/>
+      </w:pPr>
+      <w:r>
+        <w:t>-H "Authorization: $TOKEN" \</w:t>
+      </w:r>
+    </w:p>
+    <w:p>
+      <w:pPr>
+        <w:spacing w:after="0"/>
+      </w:pPr>
+      <w:r>
+        <w:t>-d '{"action":12345}'</w:t>
+      </w:r>
+    </w:p>
     <w:p>
       <w:pPr>
         <w:pStyle w:val="Heading1"/>
@@ -282,8 +799,555 @@
         <w:t>Evidence and Proof</w:t>
       </w:r>
     </w:p>
+    <w:p>
+      <w:pPr>
+        <w:spacing w:after="0"/>
+        <w:rPr>
+          <w:b/>
+          <w:bCs/>
+        </w:rPr>
+      </w:pPr>
+      <w:r>
+        <w:rPr>
+          <w:b/>
+          <w:bCs/>
+        </w:rPr>
+        <w:t xml:space="preserve">Observation 1 </w:t>
+      </w:r>
+    </w:p>
+    <w:p>
+      <w:pPr>
+        <w:keepNext/>
+        <w:spacing w:after="0"/>
+      </w:pPr>
+      <w:r>
+        <w:rPr>
+          <w:noProof/>
+        </w:rPr>
+        <w:drawing>
+          <wp:inline distT="0" distB="0" distL="0" distR="0" wp14:anchorId="5595A685" wp14:editId="7A13EC9F">
+            <wp:extent cx="5943600" cy="1168106"/>
+            <wp:effectExtent l="0" t="0" r="0" b="0"/>
+            <wp:docPr id="728089901" name="Picture 1"/>
+            <wp:cNvGraphicFramePr>
+              <a:graphicFrameLocks xmlns:a="http://schemas.openxmlformats.org/drawingml/2006/main" noChangeAspect="1"/>
+            </wp:cNvGraphicFramePr>
+            <a:graphic xmlns:a="http://schemas.openxmlformats.org/drawingml/2006/main">
+              <a:graphicData uri="http://schemas.openxmlformats.org/drawingml/2006/picture">
+                <pic:pic xmlns:pic="http://schemas.openxmlformats.org/drawingml/2006/picture">
+                  <pic:nvPicPr>
+                    <pic:cNvPr id="0" name="Picture 1"/>
+                    <pic:cNvPicPr>
+                      <a:picLocks noChangeAspect="1" noChangeArrowheads="1"/>
+                    </pic:cNvPicPr>
+                  </pic:nvPicPr>
+                  <pic:blipFill>
+                    <a:blip r:embed="rId7">
+                      <a:extLst>
+                        <a:ext uri="{28A0092B-C50C-407E-A947-70E740481C1C}">
+                          <a14:useLocalDpi xmlns:a14="http://schemas.microsoft.com/office/drawing/2010/main" val="0"/>
+                        </a:ext>
+                      </a:extLst>
+                    </a:blip>
+                    <a:srcRect/>
+                    <a:stretch>
+                      <a:fillRect/>
+                    </a:stretch>
+                  </pic:blipFill>
+                  <pic:spPr bwMode="auto">
+                    <a:xfrm>
+                      <a:off x="0" y="0"/>
+                      <a:ext cx="5943600" cy="1168106"/>
+                    </a:xfrm>
+                    <a:prstGeom prst="rect">
+                      <a:avLst/>
+                    </a:prstGeom>
+                    <a:noFill/>
+                    <a:ln>
+                      <a:noFill/>
+                    </a:ln>
+                  </pic:spPr>
+                </pic:pic>
+              </a:graphicData>
+            </a:graphic>
+          </wp:inline>
+        </w:drawing>
+      </w:r>
+    </w:p>
+    <w:p>
+      <w:pPr>
+        <w:pStyle w:val="Caption"/>
+        <w:jc w:val="center"/>
+        <w:rPr>
+          <w:b/>
+          <w:bCs/>
+          <w:sz w:val="24"/>
+          <w:szCs w:val="24"/>
+        </w:rPr>
+      </w:pPr>
+      <w:r>
+        <w:rPr>
+          <w:sz w:val="24"/>
+          <w:szCs w:val="24"/>
+        </w:rPr>
+        <w:t xml:space="preserve">Figure </w:t>
+      </w:r>
+      <w:r>
+        <w:rPr>
+          <w:sz w:val="24"/>
+          <w:szCs w:val="24"/>
+        </w:rPr>
+        <w:fldChar w:fldCharType="begin"/>
+      </w:r>
+      <w:r>
+        <w:rPr>
+          <w:sz w:val="24"/>
+          <w:szCs w:val="24"/>
+        </w:rPr>
+        <w:instrText xml:space="preserve"> SEQ Figure \* ARABIC </w:instrText>
+      </w:r>
+      <w:r>
+        <w:rPr>
+          <w:sz w:val="24"/>
+          <w:szCs w:val="24"/>
+        </w:rPr>
+        <w:fldChar w:fldCharType="separate"/>
+      </w:r>
+      <w:r>
+        <w:rPr>
+          <w:noProof/>
+          <w:sz w:val="24"/>
+          <w:szCs w:val="24"/>
+        </w:rPr>
+        <w:t>1</w:t>
+      </w:r>
+      <w:r>
+        <w:rPr>
+          <w:sz w:val="24"/>
+          <w:szCs w:val="24"/>
+        </w:rPr>
+        <w:fldChar w:fldCharType="end"/>
+      </w:r>
+      <w:r>
+        <w:rPr>
+          <w:sz w:val="24"/>
+          <w:szCs w:val="24"/>
+        </w:rPr>
+        <w:t>: FULL vulnerability</w:t>
+      </w:r>
+    </w:p>
     <w:p/>
+    <w:p>
+      <w:pPr>
+        <w:spacing w:after="0"/>
+      </w:pPr>
+      <w:r>
+        <w:t>This shows:</w:t>
+      </w:r>
+    </w:p>
+    <w:p>
+      <w:pPr>
+        <w:pStyle w:val="ListParagraph"/>
+        <w:numPr>
+          <w:ilvl w:val="0"/>
+          <w:numId w:val="18"/>
+        </w:numPr>
+        <w:spacing w:after="0"/>
+      </w:pPr>
+      <w:r>
+        <w:t>Internal file path (/var/task/get_order.py)</w:t>
+      </w:r>
+    </w:p>
+    <w:p>
+      <w:pPr>
+        <w:pStyle w:val="ListParagraph"/>
+        <w:numPr>
+          <w:ilvl w:val="0"/>
+          <w:numId w:val="18"/>
+        </w:numPr>
+        <w:spacing w:after="0"/>
+      </w:pPr>
+      <w:r>
+        <w:t>Exact line number</w:t>
+      </w:r>
+    </w:p>
+    <w:p>
+      <w:pPr>
+        <w:pStyle w:val="ListParagraph"/>
+        <w:numPr>
+          <w:ilvl w:val="0"/>
+          <w:numId w:val="18"/>
+        </w:numPr>
+        <w:spacing w:after="0"/>
+      </w:pPr>
+      <w:r>
+        <w:t>Code snippet</w:t>
+      </w:r>
+    </w:p>
+    <w:p>
+      <w:pPr>
+        <w:pStyle w:val="ListParagraph"/>
+        <w:numPr>
+          <w:ilvl w:val="0"/>
+          <w:numId w:val="18"/>
+        </w:numPr>
+        <w:spacing w:after="0"/>
+      </w:pPr>
+      <w:r>
+        <w:t>Exception type</w:t>
+      </w:r>
+    </w:p>
+    <w:p>
+      <w:pPr>
+        <w:spacing w:after="0"/>
+      </w:pPr>
+    </w:p>
+    <w:p>
+      <w:pPr>
+        <w:spacing w:after="0"/>
+      </w:pPr>
+    </w:p>
+    <w:p>
+      <w:pPr>
+        <w:spacing w:after="0"/>
+      </w:pPr>
+    </w:p>
+    <w:p>
+      <w:pPr>
+        <w:spacing w:after="0"/>
+      </w:pPr>
+    </w:p>
+    <w:p>
+      <w:pPr>
+        <w:spacing w:after="0"/>
+      </w:pPr>
+    </w:p>
+    <w:p>
+      <w:pPr>
+        <w:spacing w:after="0"/>
+        <w:rPr>
+          <w:b/>
+          <w:bCs/>
+        </w:rPr>
+      </w:pPr>
+      <w:r>
+        <w:rPr>
+          <w:b/>
+          <w:bCs/>
+        </w:rPr>
+        <w:t>Observation 2</w:t>
+      </w:r>
+    </w:p>
+    <w:p>
+      <w:pPr>
+        <w:keepNext/>
+        <w:spacing w:after="0"/>
+      </w:pPr>
+      <w:r>
+        <w:rPr>
+          <w:noProof/>
+        </w:rPr>
+        <w:drawing>
+          <wp:inline distT="0" distB="0" distL="0" distR="0" wp14:anchorId="65F3AA1C" wp14:editId="5A66C7B6">
+            <wp:extent cx="5943600" cy="1229360"/>
+            <wp:effectExtent l="0" t="0" r="0" b="8890"/>
+            <wp:docPr id="808093037" name="Picture 2"/>
+            <wp:cNvGraphicFramePr>
+              <a:graphicFrameLocks xmlns:a="http://schemas.openxmlformats.org/drawingml/2006/main" noChangeAspect="1"/>
+            </wp:cNvGraphicFramePr>
+            <a:graphic xmlns:a="http://schemas.openxmlformats.org/drawingml/2006/main">
+              <a:graphicData uri="http://schemas.openxmlformats.org/drawingml/2006/picture">
+                <pic:pic xmlns:pic="http://schemas.openxmlformats.org/drawingml/2006/picture">
+                  <pic:nvPicPr>
+                    <pic:cNvPr id="0" name="Picture 3"/>
+                    <pic:cNvPicPr>
+                      <a:picLocks noChangeAspect="1" noChangeArrowheads="1"/>
+                    </pic:cNvPicPr>
+                  </pic:nvPicPr>
+                  <pic:blipFill>
+                    <a:blip r:embed="rId8">
+                      <a:extLst>
+                        <a:ext uri="{28A0092B-C50C-407E-A947-70E740481C1C}">
+                          <a14:useLocalDpi xmlns:a14="http://schemas.microsoft.com/office/drawing/2010/main" val="0"/>
+                        </a:ext>
+                      </a:extLst>
+                    </a:blip>
+                    <a:srcRect/>
+                    <a:stretch>
+                      <a:fillRect/>
+                    </a:stretch>
+                  </pic:blipFill>
+                  <pic:spPr bwMode="auto">
+                    <a:xfrm>
+                      <a:off x="0" y="0"/>
+                      <a:ext cx="5943600" cy="1229360"/>
+                    </a:xfrm>
+                    <a:prstGeom prst="rect">
+                      <a:avLst/>
+                    </a:prstGeom>
+                    <a:noFill/>
+                    <a:ln>
+                      <a:noFill/>
+                    </a:ln>
+                  </pic:spPr>
+                </pic:pic>
+              </a:graphicData>
+            </a:graphic>
+          </wp:inline>
+        </w:drawing>
+      </w:r>
+    </w:p>
+    <w:p>
+      <w:pPr>
+        <w:pStyle w:val="Caption"/>
+        <w:jc w:val="center"/>
+        <w:rPr>
+          <w:sz w:val="24"/>
+          <w:szCs w:val="24"/>
+        </w:rPr>
+      </w:pPr>
+      <w:r>
+        <w:rPr>
+          <w:sz w:val="24"/>
+          <w:szCs w:val="24"/>
+        </w:rPr>
+        <w:t xml:space="preserve">Figure </w:t>
+      </w:r>
+      <w:r>
+        <w:rPr>
+          <w:sz w:val="24"/>
+          <w:szCs w:val="24"/>
+        </w:rPr>
+        <w:fldChar w:fldCharType="begin"/>
+      </w:r>
+      <w:r>
+        <w:rPr>
+          <w:sz w:val="24"/>
+          <w:szCs w:val="24"/>
+        </w:rPr>
+        <w:instrText xml:space="preserve"> SEQ Figure \* ARABIC </w:instrText>
+      </w:r>
+      <w:r>
+        <w:rPr>
+          <w:sz w:val="24"/>
+          <w:szCs w:val="24"/>
+        </w:rPr>
+        <w:fldChar w:fldCharType="separate"/>
+      </w:r>
+      <w:r>
+        <w:rPr>
+          <w:noProof/>
+          <w:sz w:val="24"/>
+          <w:szCs w:val="24"/>
+        </w:rPr>
+        <w:t>2</w:t>
+      </w:r>
+      <w:r>
+        <w:rPr>
+          <w:sz w:val="24"/>
+          <w:szCs w:val="24"/>
+        </w:rPr>
+        <w:fldChar w:fldCharType="end"/>
+      </w:r>
+      <w:r>
+        <w:rPr>
+          <w:sz w:val="24"/>
+          <w:szCs w:val="24"/>
+        </w:rPr>
+        <w:t>: JSON parsing error is exposed directly</w:t>
+      </w:r>
+    </w:p>
     <w:p/>
+    <w:p>
+      <w:pPr>
+        <w:spacing w:after="0"/>
+        <w:rPr>
+          <w:b/>
+          <w:bCs/>
+        </w:rPr>
+      </w:pPr>
+      <w:r>
+        <w:rPr>
+          <w:b/>
+          <w:bCs/>
+        </w:rPr>
+        <w:t>Observation 3</w:t>
+      </w:r>
+    </w:p>
+    <w:p>
+      <w:pPr>
+        <w:keepNext/>
+        <w:spacing w:after="0"/>
+      </w:pPr>
+      <w:r>
+        <w:rPr>
+          <w:noProof/>
+        </w:rPr>
+        <w:drawing>
+          <wp:inline distT="0" distB="0" distL="0" distR="0" wp14:anchorId="12A0016E" wp14:editId="08DAB0AE">
+            <wp:extent cx="5943600" cy="2112484"/>
+            <wp:effectExtent l="0" t="0" r="0" b="2540"/>
+            <wp:docPr id="1977058415" name="Picture 3"/>
+            <wp:cNvGraphicFramePr>
+              <a:graphicFrameLocks xmlns:a="http://schemas.openxmlformats.org/drawingml/2006/main" noChangeAspect="1"/>
+            </wp:cNvGraphicFramePr>
+            <a:graphic xmlns:a="http://schemas.openxmlformats.org/drawingml/2006/main">
+              <a:graphicData uri="http://schemas.openxmlformats.org/drawingml/2006/picture">
+                <pic:pic xmlns:pic="http://schemas.openxmlformats.org/drawingml/2006/picture">
+                  <pic:nvPicPr>
+                    <pic:cNvPr id="0" name="Picture 5"/>
+                    <pic:cNvPicPr>
+                      <a:picLocks noChangeAspect="1" noChangeArrowheads="1"/>
+                    </pic:cNvPicPr>
+                  </pic:nvPicPr>
+                  <pic:blipFill>
+                    <a:blip r:embed="rId9">
+                      <a:extLst>
+                        <a:ext uri="{28A0092B-C50C-407E-A947-70E740481C1C}">
+                          <a14:useLocalDpi xmlns:a14="http://schemas.microsoft.com/office/drawing/2010/main" val="0"/>
+                        </a:ext>
+                      </a:extLst>
+                    </a:blip>
+                    <a:srcRect/>
+                    <a:stretch>
+                      <a:fillRect/>
+                    </a:stretch>
+                  </pic:blipFill>
+                  <pic:spPr bwMode="auto">
+                    <a:xfrm>
+                      <a:off x="0" y="0"/>
+                      <a:ext cx="5943600" cy="2112484"/>
+                    </a:xfrm>
+                    <a:prstGeom prst="rect">
+                      <a:avLst/>
+                    </a:prstGeom>
+                    <a:noFill/>
+                    <a:ln>
+                      <a:noFill/>
+                    </a:ln>
+                  </pic:spPr>
+                </pic:pic>
+              </a:graphicData>
+            </a:graphic>
+          </wp:inline>
+        </w:drawing>
+      </w:r>
+    </w:p>
+    <w:p>
+      <w:pPr>
+        <w:pStyle w:val="Caption"/>
+        <w:jc w:val="center"/>
+        <w:rPr>
+          <w:sz w:val="24"/>
+          <w:szCs w:val="24"/>
+        </w:rPr>
+      </w:pPr>
+      <w:r>
+        <w:rPr>
+          <w:sz w:val="24"/>
+          <w:szCs w:val="24"/>
+        </w:rPr>
+        <w:t xml:space="preserve">Figure </w:t>
+      </w:r>
+      <w:r>
+        <w:rPr>
+          <w:sz w:val="24"/>
+          <w:szCs w:val="24"/>
+        </w:rPr>
+        <w:fldChar w:fldCharType="begin"/>
+      </w:r>
+      <w:r>
+        <w:rPr>
+          <w:sz w:val="24"/>
+          <w:szCs w:val="24"/>
+        </w:rPr>
+        <w:instrText xml:space="preserve"> SEQ Figure \* ARABIC </w:instrText>
+      </w:r>
+      <w:r>
+        <w:rPr>
+          <w:sz w:val="24"/>
+          <w:szCs w:val="24"/>
+        </w:rPr>
+        <w:fldChar w:fldCharType="separate"/>
+      </w:r>
+      <w:r>
+        <w:rPr>
+          <w:noProof/>
+          <w:sz w:val="24"/>
+          <w:szCs w:val="24"/>
+        </w:rPr>
+        <w:t>3</w:t>
+      </w:r>
+      <w:r>
+        <w:rPr>
+          <w:sz w:val="24"/>
+          <w:szCs w:val="24"/>
+        </w:rPr>
+        <w:fldChar w:fldCharType="end"/>
+      </w:r>
+      <w:r>
+        <w:rPr>
+          <w:sz w:val="24"/>
+          <w:szCs w:val="24"/>
+        </w:rPr>
+        <w:t>: Invalid input response</w:t>
+      </w:r>
+    </w:p>
+    <w:p>
+      <w:pPr>
+        <w:spacing w:after="0"/>
+        <w:rPr>
+          <w:b/>
+          <w:bCs/>
+        </w:rPr>
+      </w:pPr>
+      <w:r>
+        <w:rPr>
+          <w:b/>
+          <w:bCs/>
+        </w:rPr>
+        <w:t>Conclusion</w:t>
+      </w:r>
+    </w:p>
+    <w:p>
+      <w:pPr>
+        <w:pStyle w:val="ListParagraph"/>
+        <w:numPr>
+          <w:ilvl w:val="0"/>
+          <w:numId w:val="19"/>
+        </w:numPr>
+        <w:spacing w:after="0"/>
+      </w:pPr>
+      <w:r>
+        <w:t>Backend crashes for missing fields</w:t>
+      </w:r>
+    </w:p>
+    <w:p>
+      <w:pPr>
+        <w:pStyle w:val="ListParagraph"/>
+        <w:numPr>
+          <w:ilvl w:val="0"/>
+          <w:numId w:val="19"/>
+        </w:numPr>
+        <w:spacing w:after="0"/>
+      </w:pPr>
+      <w:r>
+        <w:t>Internal details are exposed</w:t>
+      </w:r>
+    </w:p>
+    <w:p>
+      <w:pPr>
+        <w:pStyle w:val="ListParagraph"/>
+        <w:numPr>
+          <w:ilvl w:val="0"/>
+          <w:numId w:val="19"/>
+        </w:numPr>
+        <w:spacing w:after="0"/>
+      </w:pPr>
+      <w:r>
+        <w:t>Error handling is inconsistent</w:t>
+      </w:r>
+    </w:p>
     <w:p>
       <w:pPr>
         <w:pStyle w:val="Heading1"/>
@@ -296,8 +1360,84 @@
         <w:t>Fix Strategy / Probable Mitigation</w:t>
       </w:r>
     </w:p>
-    <w:p/>
-    <w:p/>
+    <w:p>
+      <w:pPr>
+        <w:spacing w:after="0"/>
+      </w:pPr>
+      <w:r>
+        <w:t>To fix the vulnerability:</w:t>
+      </w:r>
+    </w:p>
+    <w:p>
+      <w:pPr>
+        <w:pStyle w:val="ListParagraph"/>
+        <w:numPr>
+          <w:ilvl w:val="0"/>
+          <w:numId w:val="21"/>
+        </w:numPr>
+        <w:spacing w:after="0"/>
+      </w:pPr>
+      <w:r>
+        <w:t>Validate all required input fields before use</w:t>
+      </w:r>
+    </w:p>
+    <w:p>
+      <w:pPr>
+        <w:pStyle w:val="ListParagraph"/>
+        <w:numPr>
+          <w:ilvl w:val="0"/>
+          <w:numId w:val="21"/>
+        </w:numPr>
+        <w:spacing w:after="0"/>
+      </w:pPr>
+      <w:r>
+        <w:t>Replace direct access (event["key"]) with safe access (</w:t>
+      </w:r>
+      <w:proofErr w:type="spellStart"/>
+      <w:r>
+        <w:t>event.get</w:t>
+      </w:r>
+      <w:proofErr w:type="spellEnd"/>
+      <w:r>
+        <w:t>)</w:t>
+      </w:r>
+    </w:p>
+    <w:p>
+      <w:pPr>
+        <w:pStyle w:val="ListParagraph"/>
+        <w:numPr>
+          <w:ilvl w:val="0"/>
+          <w:numId w:val="21"/>
+        </w:numPr>
+        <w:spacing w:after="0"/>
+      </w:pPr>
+      <w:r>
+        <w:t>Wrap logic in try/except</w:t>
+      </w:r>
+    </w:p>
+    <w:p>
+      <w:pPr>
+        <w:pStyle w:val="ListParagraph"/>
+        <w:numPr>
+          <w:ilvl w:val="0"/>
+          <w:numId w:val="21"/>
+        </w:numPr>
+        <w:spacing w:after="0"/>
+      </w:pPr>
+      <w:r>
+        <w:t>Return generic error messages</w:t>
+      </w:r>
+    </w:p>
+    <w:p>
+      <w:pPr>
+        <w:spacing w:after="0"/>
+      </w:pPr>
+    </w:p>
+    <w:p>
+      <w:pPr>
+        <w:spacing w:after="0"/>
+      </w:pPr>
+    </w:p>
     <w:p>
       <w:pPr>
         <w:pStyle w:val="Heading1"/>
@@ -307,14 +1447,198 @@
         </w:numPr>
       </w:pPr>
       <w:r>
+        <w:lastRenderedPageBreak/>
         <w:t>Code / Config Changes</w:t>
       </w:r>
     </w:p>
-    <w:p/>
-    <w:p/>
-    <w:p/>
-    <w:p/>
-    <w:p/>
+    <w:p>
+      <w:pPr>
+        <w:spacing w:after="0"/>
+        <w:rPr>
+          <w:b/>
+          <w:bCs/>
+        </w:rPr>
+      </w:pPr>
+      <w:r>
+        <w:rPr>
+          <w:b/>
+          <w:bCs/>
+        </w:rPr>
+        <w:t>Before (Vulnerable)</w:t>
+      </w:r>
+    </w:p>
+    <w:p>
+      <w:pPr>
+        <w:spacing w:after="0"/>
+      </w:pPr>
+      <w:proofErr w:type="spellStart"/>
+      <w:r>
+        <w:t>orderId</w:t>
+      </w:r>
+      <w:proofErr w:type="spellEnd"/>
+      <w:r>
+        <w:t xml:space="preserve"> = event["</w:t>
+      </w:r>
+      <w:proofErr w:type="spellStart"/>
+      <w:r>
+        <w:t>orderId</w:t>
+      </w:r>
+      <w:proofErr w:type="spellEnd"/>
+      <w:r>
+        <w:t>"]</w:t>
+      </w:r>
+    </w:p>
+    <w:p>
+      <w:pPr>
+        <w:spacing w:after="0"/>
+      </w:pPr>
+      <w:proofErr w:type="spellStart"/>
+      <w:r>
+        <w:t>userId</w:t>
+      </w:r>
+      <w:proofErr w:type="spellEnd"/>
+      <w:r>
+        <w:t xml:space="preserve"> = event["user"]</w:t>
+      </w:r>
+    </w:p>
+    <w:p>
+      <w:pPr>
+        <w:spacing w:after="0"/>
+      </w:pPr>
+    </w:p>
+    <w:p>
+      <w:pPr>
+        <w:spacing w:after="0"/>
+        <w:rPr>
+          <w:b/>
+          <w:bCs/>
+        </w:rPr>
+      </w:pPr>
+      <w:r>
+        <w:rPr>
+          <w:b/>
+          <w:bCs/>
+        </w:rPr>
+        <w:t>After (Fixed)</w:t>
+      </w:r>
+    </w:p>
+    <w:p>
+      <w:pPr>
+        <w:spacing w:after="0"/>
+      </w:pPr>
+      <w:r>
+        <w:t>if "</w:t>
+      </w:r>
+      <w:proofErr w:type="spellStart"/>
+      <w:r>
+        <w:t>orderId</w:t>
+      </w:r>
+      <w:proofErr w:type="spellEnd"/>
+      <w:r>
+        <w:t>" not in event:</w:t>
+      </w:r>
+    </w:p>
+    <w:p>
+      <w:pPr>
+        <w:spacing w:after="0"/>
+      </w:pPr>
+      <w:r>
+        <w:t xml:space="preserve">    return {"status": "err", "msg": "Missing </w:t>
+      </w:r>
+      <w:proofErr w:type="spellStart"/>
+      <w:r>
+        <w:t>orderId</w:t>
+      </w:r>
+      <w:proofErr w:type="spellEnd"/>
+      <w:r>
+        <w:t>"}</w:t>
+      </w:r>
+    </w:p>
+    <w:p>
+      <w:pPr>
+        <w:spacing w:after="0"/>
+      </w:pPr>
+    </w:p>
+    <w:p>
+      <w:pPr>
+        <w:spacing w:after="0"/>
+      </w:pPr>
+      <w:r>
+        <w:t>if "user" not in event:</w:t>
+      </w:r>
+    </w:p>
+    <w:p>
+      <w:pPr>
+        <w:spacing w:after="0"/>
+      </w:pPr>
+      <w:r>
+        <w:t xml:space="preserve">    return {"status": "err", "msg": "Missing user"}</w:t>
+      </w:r>
+    </w:p>
+    <w:p>
+      <w:pPr>
+        <w:rPr>
+          <w:b/>
+          <w:bCs/>
+        </w:rPr>
+      </w:pPr>
+    </w:p>
+    <w:p>
+      <w:pPr>
+        <w:spacing w:after="0"/>
+        <w:rPr>
+          <w:b/>
+          <w:bCs/>
+        </w:rPr>
+      </w:pPr>
+      <w:r>
+        <w:rPr>
+          <w:b/>
+          <w:bCs/>
+        </w:rPr>
+        <w:t>Added global error handling</w:t>
+      </w:r>
+    </w:p>
+    <w:p>
+      <w:pPr>
+        <w:spacing w:after="0"/>
+      </w:pPr>
+      <w:r>
+        <w:t>try:</w:t>
+      </w:r>
+    </w:p>
+    <w:p>
+      <w:pPr>
+        <w:spacing w:after="0"/>
+      </w:pPr>
+      <w:r>
+        <w:t xml:space="preserve">    ...</w:t>
+      </w:r>
+    </w:p>
+    <w:p>
+      <w:pPr>
+        <w:spacing w:after="0"/>
+      </w:pPr>
+      <w:r>
+        <w:t>except Exception as e:</w:t>
+      </w:r>
+    </w:p>
+    <w:p>
+      <w:pPr>
+        <w:spacing w:after="0"/>
+      </w:pPr>
+      <w:r>
+        <w:t xml:space="preserve">    print("Internal error:", str(e))</w:t>
+      </w:r>
+    </w:p>
+    <w:p>
+      <w:pPr>
+        <w:spacing w:after="0"/>
+      </w:pPr>
+      <w:r>
+        <w:t xml:space="preserve">    return {"status": "err", "msg": "Internal server error"}</w:t>
+      </w:r>
+    </w:p>
     <w:p>
       <w:pPr>
         <w:pStyle w:val="Heading1"/>
@@ -327,7 +1651,198 @@
         <w:t>Verification After Fix</w:t>
       </w:r>
     </w:p>
-    <w:p/>
+    <w:p>
+      <w:pPr>
+        <w:spacing w:after="0"/>
+        <w:rPr>
+          <w:b/>
+          <w:bCs/>
+        </w:rPr>
+      </w:pPr>
+      <w:r>
+        <w:rPr>
+          <w:b/>
+          <w:bCs/>
+        </w:rPr>
+        <w:t>Re-run exploit:</w:t>
+      </w:r>
+    </w:p>
+    <w:p>
+      <w:pPr>
+        <w:keepNext/>
+        <w:spacing w:after="0"/>
+      </w:pPr>
+      <w:r>
+        <w:rPr>
+          <w:noProof/>
+        </w:rPr>
+        <w:drawing>
+          <wp:inline distT="0" distB="0" distL="0" distR="0" wp14:anchorId="63FB36B5" wp14:editId="16E66C0F">
+            <wp:extent cx="5943600" cy="2032000"/>
+            <wp:effectExtent l="0" t="0" r="0" b="6350"/>
+            <wp:docPr id="1774703720" name="Picture 4"/>
+            <wp:cNvGraphicFramePr>
+              <a:graphicFrameLocks xmlns:a="http://schemas.openxmlformats.org/drawingml/2006/main" noChangeAspect="1"/>
+            </wp:cNvGraphicFramePr>
+            <a:graphic xmlns:a="http://schemas.openxmlformats.org/drawingml/2006/main">
+              <a:graphicData uri="http://schemas.openxmlformats.org/drawingml/2006/picture">
+                <pic:pic xmlns:pic="http://schemas.openxmlformats.org/drawingml/2006/picture">
+                  <pic:nvPicPr>
+                    <pic:cNvPr id="0" name="Picture 7"/>
+                    <pic:cNvPicPr>
+                      <a:picLocks noChangeAspect="1" noChangeArrowheads="1"/>
+                    </pic:cNvPicPr>
+                  </pic:nvPicPr>
+                  <pic:blipFill>
+                    <a:blip r:embed="rId10">
+                      <a:extLst>
+                        <a:ext uri="{28A0092B-C50C-407E-A947-70E740481C1C}">
+                          <a14:useLocalDpi xmlns:a14="http://schemas.microsoft.com/office/drawing/2010/main" val="0"/>
+                        </a:ext>
+                      </a:extLst>
+                    </a:blip>
+                    <a:srcRect/>
+                    <a:stretch>
+                      <a:fillRect/>
+                    </a:stretch>
+                  </pic:blipFill>
+                  <pic:spPr bwMode="auto">
+                    <a:xfrm>
+                      <a:off x="0" y="0"/>
+                      <a:ext cx="5943600" cy="2032000"/>
+                    </a:xfrm>
+                    <a:prstGeom prst="rect">
+                      <a:avLst/>
+                    </a:prstGeom>
+                    <a:noFill/>
+                    <a:ln>
+                      <a:noFill/>
+                    </a:ln>
+                  </pic:spPr>
+                </pic:pic>
+              </a:graphicData>
+            </a:graphic>
+          </wp:inline>
+        </w:drawing>
+      </w:r>
+    </w:p>
+    <w:p>
+      <w:pPr>
+        <w:pStyle w:val="Caption"/>
+        <w:jc w:val="center"/>
+        <w:rPr>
+          <w:sz w:val="24"/>
+          <w:szCs w:val="24"/>
+        </w:rPr>
+      </w:pPr>
+      <w:r>
+        <w:rPr>
+          <w:sz w:val="24"/>
+          <w:szCs w:val="24"/>
+        </w:rPr>
+        <w:t xml:space="preserve">Figure </w:t>
+      </w:r>
+      <w:r>
+        <w:rPr>
+          <w:sz w:val="24"/>
+          <w:szCs w:val="24"/>
+        </w:rPr>
+        <w:fldChar w:fldCharType="begin"/>
+      </w:r>
+      <w:r>
+        <w:rPr>
+          <w:sz w:val="24"/>
+          <w:szCs w:val="24"/>
+        </w:rPr>
+        <w:instrText xml:space="preserve"> SEQ Figure \* ARABIC </w:instrText>
+      </w:r>
+      <w:r>
+        <w:rPr>
+          <w:sz w:val="24"/>
+          <w:szCs w:val="24"/>
+        </w:rPr>
+        <w:fldChar w:fldCharType="separate"/>
+      </w:r>
+      <w:r>
+        <w:rPr>
+          <w:noProof/>
+          <w:sz w:val="24"/>
+          <w:szCs w:val="24"/>
+        </w:rPr>
+        <w:t>4</w:t>
+      </w:r>
+      <w:r>
+        <w:rPr>
+          <w:sz w:val="24"/>
+          <w:szCs w:val="24"/>
+        </w:rPr>
+        <w:fldChar w:fldCharType="end"/>
+      </w:r>
+      <w:r>
+        <w:rPr>
+          <w:sz w:val="24"/>
+          <w:szCs w:val="24"/>
+        </w:rPr>
+        <w:t>: Exploit after fix</w:t>
+      </w:r>
+    </w:p>
+    <w:p>
+      <w:pPr>
+        <w:spacing w:after="0"/>
+      </w:pPr>
+      <w:r>
+        <w:rPr>
+          <w:b/>
+          <w:bCs/>
+        </w:rPr>
+        <w:t>Verification</w:t>
+      </w:r>
+      <w:r>
+        <w:t>:</w:t>
+      </w:r>
+    </w:p>
+    <w:p>
+      <w:pPr>
+        <w:pStyle w:val="ListParagraph"/>
+        <w:numPr>
+          <w:ilvl w:val="0"/>
+          <w:numId w:val="22"/>
+        </w:numPr>
+        <w:spacing w:after="0"/>
+      </w:pPr>
+      <w:r>
+        <w:t xml:space="preserve">No </w:t>
+      </w:r>
+      <w:r>
+        <w:t>crashes occur</w:t>
+      </w:r>
+    </w:p>
+    <w:p>
+      <w:pPr>
+        <w:pStyle w:val="ListParagraph"/>
+        <w:numPr>
+          <w:ilvl w:val="0"/>
+          <w:numId w:val="22"/>
+        </w:numPr>
+        <w:spacing w:after="0"/>
+      </w:pPr>
+      <w:r>
+        <w:t>No stack trace exposed</w:t>
+      </w:r>
+    </w:p>
+    <w:p>
+      <w:pPr>
+        <w:pStyle w:val="ListParagraph"/>
+        <w:numPr>
+          <w:ilvl w:val="0"/>
+          <w:numId w:val="22"/>
+        </w:numPr>
+        <w:spacing w:after="0"/>
+      </w:pPr>
+      <w:r>
+        <w:t>No internal file path leaked</w:t>
+      </w:r>
+    </w:p>
     <w:p/>
     <w:p/>
     <w:p/>
@@ -458,8 +1973,13 @@
           </w:tcPr>
           <w:p>
             <w:r>
-              <w:t>Normal Behavior Evi dence</w:t>
+              <w:t xml:space="preserve">Normal Behavior Evi </w:t>
             </w:r>
+            <w:proofErr w:type="spellStart"/>
+            <w:r>
+              <w:t>dence</w:t>
+            </w:r>
+            <w:proofErr w:type="spellEnd"/>
           </w:p>
         </w:tc>
         <w:tc>
@@ -471,8 +1991,13 @@
               <w:t>E</w:t>
             </w:r>
             <w:r>
-              <w:t>xploit Behavior Evi dence</w:t>
+              <w:t xml:space="preserve">xploit Behavior Evi </w:t>
             </w:r>
+            <w:proofErr w:type="spellStart"/>
+            <w:r>
+              <w:t>dence</w:t>
+            </w:r>
+            <w:proofErr w:type="spellEnd"/>
           </w:p>
         </w:tc>
       </w:tr>
@@ -484,31 +2009,51 @@
           <w:tcPr>
             <w:tcW w:w="1848" w:type="dxa"/>
           </w:tcPr>
-          <w:p/>
+          <w:p>
+            <w:r>
+              <w:t>Unhandled Exceptions</w:t>
+            </w:r>
+          </w:p>
         </w:tc>
         <w:tc>
           <w:tcPr>
             <w:tcW w:w="1845" w:type="dxa"/>
           </w:tcPr>
-          <w:p/>
+          <w:p>
+            <w:r>
+              <w:t>Application must validate input and not expose internal errors</w:t>
+            </w:r>
+          </w:p>
         </w:tc>
         <w:tc>
           <w:tcPr>
             <w:tcW w:w="1848" w:type="dxa"/>
           </w:tcPr>
-          <w:p/>
+          <w:p>
+            <w:r>
+              <w:t>API responses, CloudWatch logs, Lambda code</w:t>
+            </w:r>
+          </w:p>
         </w:tc>
         <w:tc>
           <w:tcPr>
             <w:tcW w:w="1848" w:type="dxa"/>
           </w:tcPr>
-          <w:p/>
+          <w:p>
+            <w:r>
+              <w:t>Valid request returns correct order data</w:t>
+            </w:r>
+          </w:p>
         </w:tc>
         <w:tc>
           <w:tcPr>
             <w:tcW w:w="1848" w:type="dxa"/>
           </w:tcPr>
-          <w:p/>
+          <w:p>
+            <w:r>
+              <w:t>Missing input causes crash and stack trace exposure</w:t>
+            </w:r>
+          </w:p>
         </w:tc>
       </w:tr>
     </w:tbl>
@@ -587,11 +2132,11 @@
       </w:tblPr>
       <w:tblGrid>
         <w:gridCol w:w="1503"/>
-        <w:gridCol w:w="1501"/>
-        <w:gridCol w:w="1503"/>
-        <w:gridCol w:w="1503"/>
-        <w:gridCol w:w="1503"/>
-        <w:gridCol w:w="1739"/>
+        <w:gridCol w:w="1431"/>
+        <w:gridCol w:w="1947"/>
+        <w:gridCol w:w="1629"/>
+        <w:gridCol w:w="1426"/>
+        <w:gridCol w:w="1316"/>
       </w:tblGrid>
       <w:tr>
         <w:tc>
@@ -658,7 +2203,15 @@
           </w:tcPr>
           <w:p>
             <w:r>
-              <w:t>Optional Latency Be fore / After Logging</w:t>
+              <w:t xml:space="preserve">Optional Latency </w:t>
+            </w:r>
+            <w:proofErr w:type="spellStart"/>
+            <w:r>
+              <w:t>Be fore</w:t>
+            </w:r>
+            <w:proofErr w:type="spellEnd"/>
+            <w:r>
+              <w:t xml:space="preserve"> / After Logging</w:t>
             </w:r>
           </w:p>
         </w:tc>
@@ -668,44 +2221,70 @@
           <w:tcPr>
             <w:tcW w:w="1503" w:type="dxa"/>
           </w:tcPr>
-          <w:p/>
+          <w:p>
+            <w:r>
+              <w:t>Unhandled Exceptions</w:t>
+            </w:r>
+          </w:p>
         </w:tc>
         <w:tc>
           <w:tcPr>
             <w:tcW w:w="1501" w:type="dxa"/>
           </w:tcPr>
-          <w:p/>
+          <w:p>
+            <w:r>
+              <w:t>Application exposes internal logic due to missing validation and error handling</w:t>
+            </w:r>
+          </w:p>
         </w:tc>
         <w:tc>
           <w:tcPr>
             <w:tcW w:w="1503" w:type="dxa"/>
           </w:tcPr>
-          <w:p/>
+          <w:p>
+            <w:r>
+              <w:t>Security Misconfiguration</w:t>
+            </w:r>
+          </w:p>
         </w:tc>
         <w:tc>
           <w:tcPr>
             <w:tcW w:w="1503" w:type="dxa"/>
           </w:tcPr>
-          <w:p/>
+          <w:p>
+            <w:r>
+              <w:t>Input validation + try/except in Lambda (get_order.py)</w:t>
+            </w:r>
+          </w:p>
         </w:tc>
         <w:tc>
           <w:tcPr>
             <w:tcW w:w="1503" w:type="dxa"/>
           </w:tcPr>
-          <w:p/>
+          <w:p>
+            <w:r>
+              <w:t>Malformed input returns safe error message only</w:t>
+            </w:r>
+          </w:p>
         </w:tc>
         <w:tc>
           <w:tcPr>
             <w:tcW w:w="1739" w:type="dxa"/>
           </w:tcPr>
-          <w:p/>
+          <w:p>
+            <w:r>
+              <w:t>~120ms / ~125ms</w:t>
+            </w:r>
+          </w:p>
         </w:tc>
       </w:tr>
     </w:tbl>
     <w:p/>
-    <w:p/>
-    <w:p/>
-    <w:p/>
+    <w:p>
+      <w:r>
+        <w:br w:type="page"/>
+      </w:r>
+    </w:p>
     <w:p>
       <w:pPr>
         <w:pStyle w:val="Heading1"/>
@@ -715,7 +2294,123 @@
         </w:numPr>
       </w:pPr>
       <w:r>
+        <w:lastRenderedPageBreak/>
         <w:t>Takeaway / Lessons Learned</w:t>
+      </w:r>
+    </w:p>
+    <w:p>
+      <w:pPr>
+        <w:spacing w:after="0"/>
+      </w:pPr>
+      <w:r>
+        <w:t>This lesson highlights the importance of secure error handling in serverless applications.</w:t>
+      </w:r>
+    </w:p>
+    <w:p>
+      <w:pPr>
+        <w:spacing w:after="0"/>
+      </w:pPr>
+      <w:r>
+        <w:t>Even simple input validation issues can:</w:t>
+      </w:r>
+    </w:p>
+    <w:p>
+      <w:pPr>
+        <w:pStyle w:val="ListParagraph"/>
+        <w:numPr>
+          <w:ilvl w:val="0"/>
+          <w:numId w:val="24"/>
+        </w:numPr>
+        <w:spacing w:after="0"/>
+      </w:pPr>
+      <w:r>
+        <w:t>Expose internal implementation details</w:t>
+      </w:r>
+    </w:p>
+    <w:p>
+      <w:pPr>
+        <w:pStyle w:val="ListParagraph"/>
+        <w:numPr>
+          <w:ilvl w:val="0"/>
+          <w:numId w:val="24"/>
+        </w:numPr>
+        <w:spacing w:after="0"/>
+      </w:pPr>
+      <w:r>
+        <w:t>Help attackers understand backend logic</w:t>
+      </w:r>
+    </w:p>
+    <w:p>
+      <w:pPr>
+        <w:pStyle w:val="ListParagraph"/>
+        <w:numPr>
+          <w:ilvl w:val="0"/>
+          <w:numId w:val="24"/>
+        </w:numPr>
+        <w:spacing w:after="0"/>
+      </w:pPr>
+      <w:r>
+        <w:t>Lead to further exploitation</w:t>
+      </w:r>
+    </w:p>
+    <w:p>
+      <w:pPr>
+        <w:spacing w:after="0"/>
+      </w:pPr>
+      <w:r>
+        <w:t>Key lessons:</w:t>
+      </w:r>
+    </w:p>
+    <w:p>
+      <w:pPr>
+        <w:pStyle w:val="ListParagraph"/>
+        <w:numPr>
+          <w:ilvl w:val="0"/>
+          <w:numId w:val="23"/>
+        </w:numPr>
+        <w:spacing w:after="0"/>
+      </w:pPr>
+      <w:r>
+        <w:t>Always validate user input</w:t>
+      </w:r>
+    </w:p>
+    <w:p>
+      <w:pPr>
+        <w:pStyle w:val="ListParagraph"/>
+        <w:numPr>
+          <w:ilvl w:val="0"/>
+          <w:numId w:val="23"/>
+        </w:numPr>
+        <w:spacing w:after="0"/>
+      </w:pPr>
+      <w:r>
+        <w:t>Never trust client data</w:t>
+      </w:r>
+    </w:p>
+    <w:p>
+      <w:pPr>
+        <w:pStyle w:val="ListParagraph"/>
+        <w:numPr>
+          <w:ilvl w:val="0"/>
+          <w:numId w:val="23"/>
+        </w:numPr>
+        <w:spacing w:after="0"/>
+      </w:pPr>
+      <w:r>
+        <w:t>Do not expose stack traces to users</w:t>
+      </w:r>
+    </w:p>
+    <w:p>
+      <w:pPr>
+        <w:pStyle w:val="ListParagraph"/>
+        <w:numPr>
+          <w:ilvl w:val="0"/>
+          <w:numId w:val="23"/>
+        </w:numPr>
+        <w:spacing w:after="0"/>
+      </w:pPr>
+      <w:r>
+        <w:t>Log sensitive details only internally</w:t>
       </w:r>
     </w:p>
     <w:sectPr>
@@ -998,6 +2693,232 @@
     </w:lvl>
   </w:abstractNum>
   <w:abstractNum w:abstractNumId="3" w15:restartNumberingAfterBreak="0">
+    <w:nsid w:val="1FA23667"/>
+    <w:multiLevelType w:val="hybridMultilevel"/>
+    <w:tmpl w:val="8736A048"/>
+    <w:lvl w:ilvl="0" w:tplc="04090001">
+      <w:start w:val="1"/>
+      <w:numFmt w:val="bullet"/>
+      <w:lvlText w:val=""/>
+      <w:lvlJc w:val="left"/>
+      <w:pPr>
+        <w:ind w:left="720" w:hanging="360"/>
+      </w:pPr>
+      <w:rPr>
+        <w:rFonts w:ascii="Symbol" w:hAnsi="Symbol" w:hint="default"/>
+      </w:rPr>
+    </w:lvl>
+    <w:lvl w:ilvl="1" w:tplc="04090003" w:tentative="1">
+      <w:start w:val="1"/>
+      <w:numFmt w:val="bullet"/>
+      <w:lvlText w:val="o"/>
+      <w:lvlJc w:val="left"/>
+      <w:pPr>
+        <w:ind w:left="1440" w:hanging="360"/>
+      </w:pPr>
+      <w:rPr>
+        <w:rFonts w:ascii="Courier New" w:hAnsi="Courier New" w:cs="Courier New" w:hint="default"/>
+      </w:rPr>
+    </w:lvl>
+    <w:lvl w:ilvl="2" w:tplc="04090005" w:tentative="1">
+      <w:start w:val="1"/>
+      <w:numFmt w:val="bullet"/>
+      <w:lvlText w:val=""/>
+      <w:lvlJc w:val="left"/>
+      <w:pPr>
+        <w:ind w:left="2160" w:hanging="360"/>
+      </w:pPr>
+      <w:rPr>
+        <w:rFonts w:ascii="Wingdings" w:hAnsi="Wingdings" w:hint="default"/>
+      </w:rPr>
+    </w:lvl>
+    <w:lvl w:ilvl="3" w:tplc="04090001" w:tentative="1">
+      <w:start w:val="1"/>
+      <w:numFmt w:val="bullet"/>
+      <w:lvlText w:val=""/>
+      <w:lvlJc w:val="left"/>
+      <w:pPr>
+        <w:ind w:left="2880" w:hanging="360"/>
+      </w:pPr>
+      <w:rPr>
+        <w:rFonts w:ascii="Symbol" w:hAnsi="Symbol" w:hint="default"/>
+      </w:rPr>
+    </w:lvl>
+    <w:lvl w:ilvl="4" w:tplc="04090003" w:tentative="1">
+      <w:start w:val="1"/>
+      <w:numFmt w:val="bullet"/>
+      <w:lvlText w:val="o"/>
+      <w:lvlJc w:val="left"/>
+      <w:pPr>
+        <w:ind w:left="3600" w:hanging="360"/>
+      </w:pPr>
+      <w:rPr>
+        <w:rFonts w:ascii="Courier New" w:hAnsi="Courier New" w:cs="Courier New" w:hint="default"/>
+      </w:rPr>
+    </w:lvl>
+    <w:lvl w:ilvl="5" w:tplc="04090005" w:tentative="1">
+      <w:start w:val="1"/>
+      <w:numFmt w:val="bullet"/>
+      <w:lvlText w:val=""/>
+      <w:lvlJc w:val="left"/>
+      <w:pPr>
+        <w:ind w:left="4320" w:hanging="360"/>
+      </w:pPr>
+      <w:rPr>
+        <w:rFonts w:ascii="Wingdings" w:hAnsi="Wingdings" w:hint="default"/>
+      </w:rPr>
+    </w:lvl>
+    <w:lvl w:ilvl="6" w:tplc="04090001" w:tentative="1">
+      <w:start w:val="1"/>
+      <w:numFmt w:val="bullet"/>
+      <w:lvlText w:val=""/>
+      <w:lvlJc w:val="left"/>
+      <w:pPr>
+        <w:ind w:left="5040" w:hanging="360"/>
+      </w:pPr>
+      <w:rPr>
+        <w:rFonts w:ascii="Symbol" w:hAnsi="Symbol" w:hint="default"/>
+      </w:rPr>
+    </w:lvl>
+    <w:lvl w:ilvl="7" w:tplc="04090003" w:tentative="1">
+      <w:start w:val="1"/>
+      <w:numFmt w:val="bullet"/>
+      <w:lvlText w:val="o"/>
+      <w:lvlJc w:val="left"/>
+      <w:pPr>
+        <w:ind w:left="5760" w:hanging="360"/>
+      </w:pPr>
+      <w:rPr>
+        <w:rFonts w:ascii="Courier New" w:hAnsi="Courier New" w:cs="Courier New" w:hint="default"/>
+      </w:rPr>
+    </w:lvl>
+    <w:lvl w:ilvl="8" w:tplc="04090005" w:tentative="1">
+      <w:start w:val="1"/>
+      <w:numFmt w:val="bullet"/>
+      <w:lvlText w:val=""/>
+      <w:lvlJc w:val="left"/>
+      <w:pPr>
+        <w:ind w:left="6480" w:hanging="360"/>
+      </w:pPr>
+      <w:rPr>
+        <w:rFonts w:ascii="Wingdings" w:hAnsi="Wingdings" w:hint="default"/>
+      </w:rPr>
+    </w:lvl>
+  </w:abstractNum>
+  <w:abstractNum w:abstractNumId="4" w15:restartNumberingAfterBreak="0">
+    <w:nsid w:val="219509C3"/>
+    <w:multiLevelType w:val="hybridMultilevel"/>
+    <w:tmpl w:val="3884A2AC"/>
+    <w:lvl w:ilvl="0" w:tplc="04090001">
+      <w:start w:val="1"/>
+      <w:numFmt w:val="bullet"/>
+      <w:lvlText w:val=""/>
+      <w:lvlJc w:val="left"/>
+      <w:pPr>
+        <w:ind w:left="720" w:hanging="360"/>
+      </w:pPr>
+      <w:rPr>
+        <w:rFonts w:ascii="Symbol" w:hAnsi="Symbol" w:hint="default"/>
+      </w:rPr>
+    </w:lvl>
+    <w:lvl w:ilvl="1" w:tplc="04090003" w:tentative="1">
+      <w:start w:val="1"/>
+      <w:numFmt w:val="bullet"/>
+      <w:lvlText w:val="o"/>
+      <w:lvlJc w:val="left"/>
+      <w:pPr>
+        <w:ind w:left="1440" w:hanging="360"/>
+      </w:pPr>
+      <w:rPr>
+        <w:rFonts w:ascii="Courier New" w:hAnsi="Courier New" w:cs="Courier New" w:hint="default"/>
+      </w:rPr>
+    </w:lvl>
+    <w:lvl w:ilvl="2" w:tplc="04090005" w:tentative="1">
+      <w:start w:val="1"/>
+      <w:numFmt w:val="bullet"/>
+      <w:lvlText w:val=""/>
+      <w:lvlJc w:val="left"/>
+      <w:pPr>
+        <w:ind w:left="2160" w:hanging="360"/>
+      </w:pPr>
+      <w:rPr>
+        <w:rFonts w:ascii="Wingdings" w:hAnsi="Wingdings" w:hint="default"/>
+      </w:rPr>
+    </w:lvl>
+    <w:lvl w:ilvl="3" w:tplc="04090001" w:tentative="1">
+      <w:start w:val="1"/>
+      <w:numFmt w:val="bullet"/>
+      <w:lvlText w:val=""/>
+      <w:lvlJc w:val="left"/>
+      <w:pPr>
+        <w:ind w:left="2880" w:hanging="360"/>
+      </w:pPr>
+      <w:rPr>
+        <w:rFonts w:ascii="Symbol" w:hAnsi="Symbol" w:hint="default"/>
+      </w:rPr>
+    </w:lvl>
+    <w:lvl w:ilvl="4" w:tplc="04090003" w:tentative="1">
+      <w:start w:val="1"/>
+      <w:numFmt w:val="bullet"/>
+      <w:lvlText w:val="o"/>
+      <w:lvlJc w:val="left"/>
+      <w:pPr>
+        <w:ind w:left="3600" w:hanging="360"/>
+      </w:pPr>
+      <w:rPr>
+        <w:rFonts w:ascii="Courier New" w:hAnsi="Courier New" w:cs="Courier New" w:hint="default"/>
+      </w:rPr>
+    </w:lvl>
+    <w:lvl w:ilvl="5" w:tplc="04090005" w:tentative="1">
+      <w:start w:val="1"/>
+      <w:numFmt w:val="bullet"/>
+      <w:lvlText w:val=""/>
+      <w:lvlJc w:val="left"/>
+      <w:pPr>
+        <w:ind w:left="4320" w:hanging="360"/>
+      </w:pPr>
+      <w:rPr>
+        <w:rFonts w:ascii="Wingdings" w:hAnsi="Wingdings" w:hint="default"/>
+      </w:rPr>
+    </w:lvl>
+    <w:lvl w:ilvl="6" w:tplc="04090001" w:tentative="1">
+      <w:start w:val="1"/>
+      <w:numFmt w:val="bullet"/>
+      <w:lvlText w:val=""/>
+      <w:lvlJc w:val="left"/>
+      <w:pPr>
+        <w:ind w:left="5040" w:hanging="360"/>
+      </w:pPr>
+      <w:rPr>
+        <w:rFonts w:ascii="Symbol" w:hAnsi="Symbol" w:hint="default"/>
+      </w:rPr>
+    </w:lvl>
+    <w:lvl w:ilvl="7" w:tplc="04090003" w:tentative="1">
+      <w:start w:val="1"/>
+      <w:numFmt w:val="bullet"/>
+      <w:lvlText w:val="o"/>
+      <w:lvlJc w:val="left"/>
+      <w:pPr>
+        <w:ind w:left="5760" w:hanging="360"/>
+      </w:pPr>
+      <w:rPr>
+        <w:rFonts w:ascii="Courier New" w:hAnsi="Courier New" w:cs="Courier New" w:hint="default"/>
+      </w:rPr>
+    </w:lvl>
+    <w:lvl w:ilvl="8" w:tplc="04090005" w:tentative="1">
+      <w:start w:val="1"/>
+      <w:numFmt w:val="bullet"/>
+      <w:lvlText w:val=""/>
+      <w:lvlJc w:val="left"/>
+      <w:pPr>
+        <w:ind w:left="6480" w:hanging="360"/>
+      </w:pPr>
+      <w:rPr>
+        <w:rFonts w:ascii="Wingdings" w:hAnsi="Wingdings" w:hint="default"/>
+      </w:rPr>
+    </w:lvl>
+  </w:abstractNum>
+  <w:abstractNum w:abstractNumId="5" w15:restartNumberingAfterBreak="0">
     <w:nsid w:val="22514000"/>
     <w:multiLevelType w:val="hybridMultilevel"/>
     <w:tmpl w:val="1430C1D0"/>
@@ -1086,7 +3007,7 @@
       </w:pPr>
     </w:lvl>
   </w:abstractNum>
-  <w:abstractNum w:abstractNumId="4" w15:restartNumberingAfterBreak="0">
+  <w:abstractNum w:abstractNumId="6" w15:restartNumberingAfterBreak="0">
     <w:nsid w:val="28285038"/>
     <w:multiLevelType w:val="hybridMultilevel"/>
     <w:tmpl w:val="34367130"/>
@@ -1175,7 +3096,870 @@
       </w:pPr>
     </w:lvl>
   </w:abstractNum>
-  <w:abstractNum w:abstractNumId="5" w15:restartNumberingAfterBreak="0">
+  <w:abstractNum w:abstractNumId="7" w15:restartNumberingAfterBreak="0">
+    <w:nsid w:val="28D23FE0"/>
+    <w:multiLevelType w:val="hybridMultilevel"/>
+    <w:tmpl w:val="8326DE98"/>
+    <w:lvl w:ilvl="0" w:tplc="04090001">
+      <w:start w:val="1"/>
+      <w:numFmt w:val="bullet"/>
+      <w:lvlText w:val=""/>
+      <w:lvlJc w:val="left"/>
+      <w:pPr>
+        <w:ind w:left="720" w:hanging="360"/>
+      </w:pPr>
+      <w:rPr>
+        <w:rFonts w:ascii="Symbol" w:hAnsi="Symbol" w:hint="default"/>
+      </w:rPr>
+    </w:lvl>
+    <w:lvl w:ilvl="1" w:tplc="04090003" w:tentative="1">
+      <w:start w:val="1"/>
+      <w:numFmt w:val="bullet"/>
+      <w:lvlText w:val="o"/>
+      <w:lvlJc w:val="left"/>
+      <w:pPr>
+        <w:ind w:left="1440" w:hanging="360"/>
+      </w:pPr>
+      <w:rPr>
+        <w:rFonts w:ascii="Courier New" w:hAnsi="Courier New" w:cs="Courier New" w:hint="default"/>
+      </w:rPr>
+    </w:lvl>
+    <w:lvl w:ilvl="2" w:tplc="04090005" w:tentative="1">
+      <w:start w:val="1"/>
+      <w:numFmt w:val="bullet"/>
+      <w:lvlText w:val=""/>
+      <w:lvlJc w:val="left"/>
+      <w:pPr>
+        <w:ind w:left="2160" w:hanging="360"/>
+      </w:pPr>
+      <w:rPr>
+        <w:rFonts w:ascii="Wingdings" w:hAnsi="Wingdings" w:hint="default"/>
+      </w:rPr>
+    </w:lvl>
+    <w:lvl w:ilvl="3" w:tplc="04090001" w:tentative="1">
+      <w:start w:val="1"/>
+      <w:numFmt w:val="bullet"/>
+      <w:lvlText w:val=""/>
+      <w:lvlJc w:val="left"/>
+      <w:pPr>
+        <w:ind w:left="2880" w:hanging="360"/>
+      </w:pPr>
+      <w:rPr>
+        <w:rFonts w:ascii="Symbol" w:hAnsi="Symbol" w:hint="default"/>
+      </w:rPr>
+    </w:lvl>
+    <w:lvl w:ilvl="4" w:tplc="04090003" w:tentative="1">
+      <w:start w:val="1"/>
+      <w:numFmt w:val="bullet"/>
+      <w:lvlText w:val="o"/>
+      <w:lvlJc w:val="left"/>
+      <w:pPr>
+        <w:ind w:left="3600" w:hanging="360"/>
+      </w:pPr>
+      <w:rPr>
+        <w:rFonts w:ascii="Courier New" w:hAnsi="Courier New" w:cs="Courier New" w:hint="default"/>
+      </w:rPr>
+    </w:lvl>
+    <w:lvl w:ilvl="5" w:tplc="04090005" w:tentative="1">
+      <w:start w:val="1"/>
+      <w:numFmt w:val="bullet"/>
+      <w:lvlText w:val=""/>
+      <w:lvlJc w:val="left"/>
+      <w:pPr>
+        <w:ind w:left="4320" w:hanging="360"/>
+      </w:pPr>
+      <w:rPr>
+        <w:rFonts w:ascii="Wingdings" w:hAnsi="Wingdings" w:hint="default"/>
+      </w:rPr>
+    </w:lvl>
+    <w:lvl w:ilvl="6" w:tplc="04090001" w:tentative="1">
+      <w:start w:val="1"/>
+      <w:numFmt w:val="bullet"/>
+      <w:lvlText w:val=""/>
+      <w:lvlJc w:val="left"/>
+      <w:pPr>
+        <w:ind w:left="5040" w:hanging="360"/>
+      </w:pPr>
+      <w:rPr>
+        <w:rFonts w:ascii="Symbol" w:hAnsi="Symbol" w:hint="default"/>
+      </w:rPr>
+    </w:lvl>
+    <w:lvl w:ilvl="7" w:tplc="04090003" w:tentative="1">
+      <w:start w:val="1"/>
+      <w:numFmt w:val="bullet"/>
+      <w:lvlText w:val="o"/>
+      <w:lvlJc w:val="left"/>
+      <w:pPr>
+        <w:ind w:left="5760" w:hanging="360"/>
+      </w:pPr>
+      <w:rPr>
+        <w:rFonts w:ascii="Courier New" w:hAnsi="Courier New" w:cs="Courier New" w:hint="default"/>
+      </w:rPr>
+    </w:lvl>
+    <w:lvl w:ilvl="8" w:tplc="04090005" w:tentative="1">
+      <w:start w:val="1"/>
+      <w:numFmt w:val="bullet"/>
+      <w:lvlText w:val=""/>
+      <w:lvlJc w:val="left"/>
+      <w:pPr>
+        <w:ind w:left="6480" w:hanging="360"/>
+      </w:pPr>
+      <w:rPr>
+        <w:rFonts w:ascii="Wingdings" w:hAnsi="Wingdings" w:hint="default"/>
+      </w:rPr>
+    </w:lvl>
+  </w:abstractNum>
+  <w:abstractNum w:abstractNumId="8" w15:restartNumberingAfterBreak="0">
+    <w:nsid w:val="2C13000C"/>
+    <w:multiLevelType w:val="hybridMultilevel"/>
+    <w:tmpl w:val="FB4E6306"/>
+    <w:lvl w:ilvl="0" w:tplc="04090001">
+      <w:start w:val="1"/>
+      <w:numFmt w:val="bullet"/>
+      <w:lvlText w:val=""/>
+      <w:lvlJc w:val="left"/>
+      <w:pPr>
+        <w:ind w:left="720" w:hanging="360"/>
+      </w:pPr>
+      <w:rPr>
+        <w:rFonts w:ascii="Symbol" w:hAnsi="Symbol" w:hint="default"/>
+      </w:rPr>
+    </w:lvl>
+    <w:lvl w:ilvl="1" w:tplc="04090003" w:tentative="1">
+      <w:start w:val="1"/>
+      <w:numFmt w:val="bullet"/>
+      <w:lvlText w:val="o"/>
+      <w:lvlJc w:val="left"/>
+      <w:pPr>
+        <w:ind w:left="1440" w:hanging="360"/>
+      </w:pPr>
+      <w:rPr>
+        <w:rFonts w:ascii="Courier New" w:hAnsi="Courier New" w:cs="Courier New" w:hint="default"/>
+      </w:rPr>
+    </w:lvl>
+    <w:lvl w:ilvl="2" w:tplc="04090005" w:tentative="1">
+      <w:start w:val="1"/>
+      <w:numFmt w:val="bullet"/>
+      <w:lvlText w:val=""/>
+      <w:lvlJc w:val="left"/>
+      <w:pPr>
+        <w:ind w:left="2160" w:hanging="360"/>
+      </w:pPr>
+      <w:rPr>
+        <w:rFonts w:ascii="Wingdings" w:hAnsi="Wingdings" w:hint="default"/>
+      </w:rPr>
+    </w:lvl>
+    <w:lvl w:ilvl="3" w:tplc="04090001" w:tentative="1">
+      <w:start w:val="1"/>
+      <w:numFmt w:val="bullet"/>
+      <w:lvlText w:val=""/>
+      <w:lvlJc w:val="left"/>
+      <w:pPr>
+        <w:ind w:left="2880" w:hanging="360"/>
+      </w:pPr>
+      <w:rPr>
+        <w:rFonts w:ascii="Symbol" w:hAnsi="Symbol" w:hint="default"/>
+      </w:rPr>
+    </w:lvl>
+    <w:lvl w:ilvl="4" w:tplc="04090003" w:tentative="1">
+      <w:start w:val="1"/>
+      <w:numFmt w:val="bullet"/>
+      <w:lvlText w:val="o"/>
+      <w:lvlJc w:val="left"/>
+      <w:pPr>
+        <w:ind w:left="3600" w:hanging="360"/>
+      </w:pPr>
+      <w:rPr>
+        <w:rFonts w:ascii="Courier New" w:hAnsi="Courier New" w:cs="Courier New" w:hint="default"/>
+      </w:rPr>
+    </w:lvl>
+    <w:lvl w:ilvl="5" w:tplc="04090005" w:tentative="1">
+      <w:start w:val="1"/>
+      <w:numFmt w:val="bullet"/>
+      <w:lvlText w:val=""/>
+      <w:lvlJc w:val="left"/>
+      <w:pPr>
+        <w:ind w:left="4320" w:hanging="360"/>
+      </w:pPr>
+      <w:rPr>
+        <w:rFonts w:ascii="Wingdings" w:hAnsi="Wingdings" w:hint="default"/>
+      </w:rPr>
+    </w:lvl>
+    <w:lvl w:ilvl="6" w:tplc="04090001" w:tentative="1">
+      <w:start w:val="1"/>
+      <w:numFmt w:val="bullet"/>
+      <w:lvlText w:val=""/>
+      <w:lvlJc w:val="left"/>
+      <w:pPr>
+        <w:ind w:left="5040" w:hanging="360"/>
+      </w:pPr>
+      <w:rPr>
+        <w:rFonts w:ascii="Symbol" w:hAnsi="Symbol" w:hint="default"/>
+      </w:rPr>
+    </w:lvl>
+    <w:lvl w:ilvl="7" w:tplc="04090003" w:tentative="1">
+      <w:start w:val="1"/>
+      <w:numFmt w:val="bullet"/>
+      <w:lvlText w:val="o"/>
+      <w:lvlJc w:val="left"/>
+      <w:pPr>
+        <w:ind w:left="5760" w:hanging="360"/>
+      </w:pPr>
+      <w:rPr>
+        <w:rFonts w:ascii="Courier New" w:hAnsi="Courier New" w:cs="Courier New" w:hint="default"/>
+      </w:rPr>
+    </w:lvl>
+    <w:lvl w:ilvl="8" w:tplc="04090005" w:tentative="1">
+      <w:start w:val="1"/>
+      <w:numFmt w:val="bullet"/>
+      <w:lvlText w:val=""/>
+      <w:lvlJc w:val="left"/>
+      <w:pPr>
+        <w:ind w:left="6480" w:hanging="360"/>
+      </w:pPr>
+      <w:rPr>
+        <w:rFonts w:ascii="Wingdings" w:hAnsi="Wingdings" w:hint="default"/>
+      </w:rPr>
+    </w:lvl>
+  </w:abstractNum>
+  <w:abstractNum w:abstractNumId="9" w15:restartNumberingAfterBreak="0">
+    <w:nsid w:val="2C4758CA"/>
+    <w:multiLevelType w:val="hybridMultilevel"/>
+    <w:tmpl w:val="157A621E"/>
+    <w:lvl w:ilvl="0" w:tplc="04090001">
+      <w:start w:val="1"/>
+      <w:numFmt w:val="bullet"/>
+      <w:lvlText w:val=""/>
+      <w:lvlJc w:val="left"/>
+      <w:pPr>
+        <w:ind w:left="720" w:hanging="360"/>
+      </w:pPr>
+      <w:rPr>
+        <w:rFonts w:ascii="Symbol" w:hAnsi="Symbol" w:hint="default"/>
+      </w:rPr>
+    </w:lvl>
+    <w:lvl w:ilvl="1" w:tplc="04090003" w:tentative="1">
+      <w:start w:val="1"/>
+      <w:numFmt w:val="bullet"/>
+      <w:lvlText w:val="o"/>
+      <w:lvlJc w:val="left"/>
+      <w:pPr>
+        <w:ind w:left="1440" w:hanging="360"/>
+      </w:pPr>
+      <w:rPr>
+        <w:rFonts w:ascii="Courier New" w:hAnsi="Courier New" w:cs="Courier New" w:hint="default"/>
+      </w:rPr>
+    </w:lvl>
+    <w:lvl w:ilvl="2" w:tplc="04090005" w:tentative="1">
+      <w:start w:val="1"/>
+      <w:numFmt w:val="bullet"/>
+      <w:lvlText w:val=""/>
+      <w:lvlJc w:val="left"/>
+      <w:pPr>
+        <w:ind w:left="2160" w:hanging="360"/>
+      </w:pPr>
+      <w:rPr>
+        <w:rFonts w:ascii="Wingdings" w:hAnsi="Wingdings" w:hint="default"/>
+      </w:rPr>
+    </w:lvl>
+    <w:lvl w:ilvl="3" w:tplc="04090001" w:tentative="1">
+      <w:start w:val="1"/>
+      <w:numFmt w:val="bullet"/>
+      <w:lvlText w:val=""/>
+      <w:lvlJc w:val="left"/>
+      <w:pPr>
+        <w:ind w:left="2880" w:hanging="360"/>
+      </w:pPr>
+      <w:rPr>
+        <w:rFonts w:ascii="Symbol" w:hAnsi="Symbol" w:hint="default"/>
+      </w:rPr>
+    </w:lvl>
+    <w:lvl w:ilvl="4" w:tplc="04090003" w:tentative="1">
+      <w:start w:val="1"/>
+      <w:numFmt w:val="bullet"/>
+      <w:lvlText w:val="o"/>
+      <w:lvlJc w:val="left"/>
+      <w:pPr>
+        <w:ind w:left="3600" w:hanging="360"/>
+      </w:pPr>
+      <w:rPr>
+        <w:rFonts w:ascii="Courier New" w:hAnsi="Courier New" w:cs="Courier New" w:hint="default"/>
+      </w:rPr>
+    </w:lvl>
+    <w:lvl w:ilvl="5" w:tplc="04090005" w:tentative="1">
+      <w:start w:val="1"/>
+      <w:numFmt w:val="bullet"/>
+      <w:lvlText w:val=""/>
+      <w:lvlJc w:val="left"/>
+      <w:pPr>
+        <w:ind w:left="4320" w:hanging="360"/>
+      </w:pPr>
+      <w:rPr>
+        <w:rFonts w:ascii="Wingdings" w:hAnsi="Wingdings" w:hint="default"/>
+      </w:rPr>
+    </w:lvl>
+    <w:lvl w:ilvl="6" w:tplc="04090001" w:tentative="1">
+      <w:start w:val="1"/>
+      <w:numFmt w:val="bullet"/>
+      <w:lvlText w:val=""/>
+      <w:lvlJc w:val="left"/>
+      <w:pPr>
+        <w:ind w:left="5040" w:hanging="360"/>
+      </w:pPr>
+      <w:rPr>
+        <w:rFonts w:ascii="Symbol" w:hAnsi="Symbol" w:hint="default"/>
+      </w:rPr>
+    </w:lvl>
+    <w:lvl w:ilvl="7" w:tplc="04090003" w:tentative="1">
+      <w:start w:val="1"/>
+      <w:numFmt w:val="bullet"/>
+      <w:lvlText w:val="o"/>
+      <w:lvlJc w:val="left"/>
+      <w:pPr>
+        <w:ind w:left="5760" w:hanging="360"/>
+      </w:pPr>
+      <w:rPr>
+        <w:rFonts w:ascii="Courier New" w:hAnsi="Courier New" w:cs="Courier New" w:hint="default"/>
+      </w:rPr>
+    </w:lvl>
+    <w:lvl w:ilvl="8" w:tplc="04090005" w:tentative="1">
+      <w:start w:val="1"/>
+      <w:numFmt w:val="bullet"/>
+      <w:lvlText w:val=""/>
+      <w:lvlJc w:val="left"/>
+      <w:pPr>
+        <w:ind w:left="6480" w:hanging="360"/>
+      </w:pPr>
+      <w:rPr>
+        <w:rFonts w:ascii="Wingdings" w:hAnsi="Wingdings" w:hint="default"/>
+      </w:rPr>
+    </w:lvl>
+  </w:abstractNum>
+  <w:abstractNum w:abstractNumId="10" w15:restartNumberingAfterBreak="0">
+    <w:nsid w:val="2CD64F49"/>
+    <w:multiLevelType w:val="multilevel"/>
+    <w:tmpl w:val="D36EB62E"/>
+    <w:lvl w:ilvl="0">
+      <w:start w:val="1"/>
+      <w:numFmt w:val="bullet"/>
+      <w:lvlText w:val=""/>
+      <w:lvlJc w:val="left"/>
+      <w:pPr>
+        <w:tabs>
+          <w:tab w:val="num" w:pos="720"/>
+        </w:tabs>
+        <w:ind w:left="720" w:hanging="360"/>
+      </w:pPr>
+      <w:rPr>
+        <w:rFonts w:ascii="Symbol" w:hAnsi="Symbol" w:hint="default"/>
+        <w:sz w:val="20"/>
+      </w:rPr>
+    </w:lvl>
+    <w:lvl w:ilvl="1" w:tentative="1">
+      <w:start w:val="1"/>
+      <w:numFmt w:val="bullet"/>
+      <w:lvlText w:val="o"/>
+      <w:lvlJc w:val="left"/>
+      <w:pPr>
+        <w:tabs>
+          <w:tab w:val="num" w:pos="1440"/>
+        </w:tabs>
+        <w:ind w:left="1440" w:hanging="360"/>
+      </w:pPr>
+      <w:rPr>
+        <w:rFonts w:ascii="Courier New" w:hAnsi="Courier New" w:hint="default"/>
+        <w:sz w:val="20"/>
+      </w:rPr>
+    </w:lvl>
+    <w:lvl w:ilvl="2" w:tentative="1">
+      <w:start w:val="1"/>
+      <w:numFmt w:val="bullet"/>
+      <w:lvlText w:val=""/>
+      <w:lvlJc w:val="left"/>
+      <w:pPr>
+        <w:tabs>
+          <w:tab w:val="num" w:pos="2160"/>
+        </w:tabs>
+        <w:ind w:left="2160" w:hanging="360"/>
+      </w:pPr>
+      <w:rPr>
+        <w:rFonts w:ascii="Wingdings" w:hAnsi="Wingdings" w:hint="default"/>
+        <w:sz w:val="20"/>
+      </w:rPr>
+    </w:lvl>
+    <w:lvl w:ilvl="3" w:tentative="1">
+      <w:start w:val="1"/>
+      <w:numFmt w:val="bullet"/>
+      <w:lvlText w:val=""/>
+      <w:lvlJc w:val="left"/>
+      <w:pPr>
+        <w:tabs>
+          <w:tab w:val="num" w:pos="2880"/>
+        </w:tabs>
+        <w:ind w:left="2880" w:hanging="360"/>
+      </w:pPr>
+      <w:rPr>
+        <w:rFonts w:ascii="Wingdings" w:hAnsi="Wingdings" w:hint="default"/>
+        <w:sz w:val="20"/>
+      </w:rPr>
+    </w:lvl>
+    <w:lvl w:ilvl="4" w:tentative="1">
+      <w:start w:val="1"/>
+      <w:numFmt w:val="bullet"/>
+      <w:lvlText w:val=""/>
+      <w:lvlJc w:val="left"/>
+      <w:pPr>
+        <w:tabs>
+          <w:tab w:val="num" w:pos="3600"/>
+        </w:tabs>
+        <w:ind w:left="3600" w:hanging="360"/>
+      </w:pPr>
+      <w:rPr>
+        <w:rFonts w:ascii="Wingdings" w:hAnsi="Wingdings" w:hint="default"/>
+        <w:sz w:val="20"/>
+      </w:rPr>
+    </w:lvl>
+    <w:lvl w:ilvl="5" w:tentative="1">
+      <w:start w:val="1"/>
+      <w:numFmt w:val="bullet"/>
+      <w:lvlText w:val=""/>
+      <w:lvlJc w:val="left"/>
+      <w:pPr>
+        <w:tabs>
+          <w:tab w:val="num" w:pos="4320"/>
+        </w:tabs>
+        <w:ind w:left="4320" w:hanging="360"/>
+      </w:pPr>
+      <w:rPr>
+        <w:rFonts w:ascii="Wingdings" w:hAnsi="Wingdings" w:hint="default"/>
+        <w:sz w:val="20"/>
+      </w:rPr>
+    </w:lvl>
+    <w:lvl w:ilvl="6" w:tentative="1">
+      <w:start w:val="1"/>
+      <w:numFmt w:val="bullet"/>
+      <w:lvlText w:val=""/>
+      <w:lvlJc w:val="left"/>
+      <w:pPr>
+        <w:tabs>
+          <w:tab w:val="num" w:pos="5040"/>
+        </w:tabs>
+        <w:ind w:left="5040" w:hanging="360"/>
+      </w:pPr>
+      <w:rPr>
+        <w:rFonts w:ascii="Wingdings" w:hAnsi="Wingdings" w:hint="default"/>
+        <w:sz w:val="20"/>
+      </w:rPr>
+    </w:lvl>
+    <w:lvl w:ilvl="7" w:tentative="1">
+      <w:start w:val="1"/>
+      <w:numFmt w:val="bullet"/>
+      <w:lvlText w:val=""/>
+      <w:lvlJc w:val="left"/>
+      <w:pPr>
+        <w:tabs>
+          <w:tab w:val="num" w:pos="5760"/>
+        </w:tabs>
+        <w:ind w:left="5760" w:hanging="360"/>
+      </w:pPr>
+      <w:rPr>
+        <w:rFonts w:ascii="Wingdings" w:hAnsi="Wingdings" w:hint="default"/>
+        <w:sz w:val="20"/>
+      </w:rPr>
+    </w:lvl>
+    <w:lvl w:ilvl="8" w:tentative="1">
+      <w:start w:val="1"/>
+      <w:numFmt w:val="bullet"/>
+      <w:lvlText w:val=""/>
+      <w:lvlJc w:val="left"/>
+      <w:pPr>
+        <w:tabs>
+          <w:tab w:val="num" w:pos="6480"/>
+        </w:tabs>
+        <w:ind w:left="6480" w:hanging="360"/>
+      </w:pPr>
+      <w:rPr>
+        <w:rFonts w:ascii="Wingdings" w:hAnsi="Wingdings" w:hint="default"/>
+        <w:sz w:val="20"/>
+      </w:rPr>
+    </w:lvl>
+  </w:abstractNum>
+  <w:abstractNum w:abstractNumId="11" w15:restartNumberingAfterBreak="0">
+    <w:nsid w:val="42F328B8"/>
+    <w:multiLevelType w:val="hybridMultilevel"/>
+    <w:tmpl w:val="C5E21D3E"/>
+    <w:lvl w:ilvl="0" w:tplc="04090001">
+      <w:start w:val="1"/>
+      <w:numFmt w:val="bullet"/>
+      <w:lvlText w:val=""/>
+      <w:lvlJc w:val="left"/>
+      <w:pPr>
+        <w:ind w:left="720" w:hanging="360"/>
+      </w:pPr>
+      <w:rPr>
+        <w:rFonts w:ascii="Symbol" w:hAnsi="Symbol" w:hint="default"/>
+      </w:rPr>
+    </w:lvl>
+    <w:lvl w:ilvl="1" w:tplc="04090003">
+      <w:start w:val="1"/>
+      <w:numFmt w:val="bullet"/>
+      <w:lvlText w:val="o"/>
+      <w:lvlJc w:val="left"/>
+      <w:pPr>
+        <w:ind w:left="1440" w:hanging="360"/>
+      </w:pPr>
+      <w:rPr>
+        <w:rFonts w:ascii="Courier New" w:hAnsi="Courier New" w:cs="Courier New" w:hint="default"/>
+      </w:rPr>
+    </w:lvl>
+    <w:lvl w:ilvl="2" w:tplc="04090005" w:tentative="1">
+      <w:start w:val="1"/>
+      <w:numFmt w:val="bullet"/>
+      <w:lvlText w:val=""/>
+      <w:lvlJc w:val="left"/>
+      <w:pPr>
+        <w:ind w:left="2160" w:hanging="360"/>
+      </w:pPr>
+      <w:rPr>
+        <w:rFonts w:ascii="Wingdings" w:hAnsi="Wingdings" w:hint="default"/>
+      </w:rPr>
+    </w:lvl>
+    <w:lvl w:ilvl="3" w:tplc="04090001" w:tentative="1">
+      <w:start w:val="1"/>
+      <w:numFmt w:val="bullet"/>
+      <w:lvlText w:val=""/>
+      <w:lvlJc w:val="left"/>
+      <w:pPr>
+        <w:ind w:left="2880" w:hanging="360"/>
+      </w:pPr>
+      <w:rPr>
+        <w:rFonts w:ascii="Symbol" w:hAnsi="Symbol" w:hint="default"/>
+      </w:rPr>
+    </w:lvl>
+    <w:lvl w:ilvl="4" w:tplc="04090003" w:tentative="1">
+      <w:start w:val="1"/>
+      <w:numFmt w:val="bullet"/>
+      <w:lvlText w:val="o"/>
+      <w:lvlJc w:val="left"/>
+      <w:pPr>
+        <w:ind w:left="3600" w:hanging="360"/>
+      </w:pPr>
+      <w:rPr>
+        <w:rFonts w:ascii="Courier New" w:hAnsi="Courier New" w:cs="Courier New" w:hint="default"/>
+      </w:rPr>
+    </w:lvl>
+    <w:lvl w:ilvl="5" w:tplc="04090005" w:tentative="1">
+      <w:start w:val="1"/>
+      <w:numFmt w:val="bullet"/>
+      <w:lvlText w:val=""/>
+      <w:lvlJc w:val="left"/>
+      <w:pPr>
+        <w:ind w:left="4320" w:hanging="360"/>
+      </w:pPr>
+      <w:rPr>
+        <w:rFonts w:ascii="Wingdings" w:hAnsi="Wingdings" w:hint="default"/>
+      </w:rPr>
+    </w:lvl>
+    <w:lvl w:ilvl="6" w:tplc="04090001" w:tentative="1">
+      <w:start w:val="1"/>
+      <w:numFmt w:val="bullet"/>
+      <w:lvlText w:val=""/>
+      <w:lvlJc w:val="left"/>
+      <w:pPr>
+        <w:ind w:left="5040" w:hanging="360"/>
+      </w:pPr>
+      <w:rPr>
+        <w:rFonts w:ascii="Symbol" w:hAnsi="Symbol" w:hint="default"/>
+      </w:rPr>
+    </w:lvl>
+    <w:lvl w:ilvl="7" w:tplc="04090003" w:tentative="1">
+      <w:start w:val="1"/>
+      <w:numFmt w:val="bullet"/>
+      <w:lvlText w:val="o"/>
+      <w:lvlJc w:val="left"/>
+      <w:pPr>
+        <w:ind w:left="5760" w:hanging="360"/>
+      </w:pPr>
+      <w:rPr>
+        <w:rFonts w:ascii="Courier New" w:hAnsi="Courier New" w:cs="Courier New" w:hint="default"/>
+      </w:rPr>
+    </w:lvl>
+    <w:lvl w:ilvl="8" w:tplc="04090005" w:tentative="1">
+      <w:start w:val="1"/>
+      <w:numFmt w:val="bullet"/>
+      <w:lvlText w:val=""/>
+      <w:lvlJc w:val="left"/>
+      <w:pPr>
+        <w:ind w:left="6480" w:hanging="360"/>
+      </w:pPr>
+      <w:rPr>
+        <w:rFonts w:ascii="Wingdings" w:hAnsi="Wingdings" w:hint="default"/>
+      </w:rPr>
+    </w:lvl>
+  </w:abstractNum>
+  <w:abstractNum w:abstractNumId="12" w15:restartNumberingAfterBreak="0">
+    <w:nsid w:val="46BA046F"/>
+    <w:multiLevelType w:val="hybridMultilevel"/>
+    <w:tmpl w:val="A52C216E"/>
+    <w:lvl w:ilvl="0" w:tplc="04090001">
+      <w:start w:val="1"/>
+      <w:numFmt w:val="bullet"/>
+      <w:lvlText w:val=""/>
+      <w:lvlJc w:val="left"/>
+      <w:pPr>
+        <w:ind w:left="720" w:hanging="360"/>
+      </w:pPr>
+      <w:rPr>
+        <w:rFonts w:ascii="Symbol" w:hAnsi="Symbol" w:hint="default"/>
+      </w:rPr>
+    </w:lvl>
+    <w:lvl w:ilvl="1" w:tplc="04090003" w:tentative="1">
+      <w:start w:val="1"/>
+      <w:numFmt w:val="bullet"/>
+      <w:lvlText w:val="o"/>
+      <w:lvlJc w:val="left"/>
+      <w:pPr>
+        <w:ind w:left="1440" w:hanging="360"/>
+      </w:pPr>
+      <w:rPr>
+        <w:rFonts w:ascii="Courier New" w:hAnsi="Courier New" w:cs="Courier New" w:hint="default"/>
+      </w:rPr>
+    </w:lvl>
+    <w:lvl w:ilvl="2" w:tplc="04090005" w:tentative="1">
+      <w:start w:val="1"/>
+      <w:numFmt w:val="bullet"/>
+      <w:lvlText w:val=""/>
+      <w:lvlJc w:val="left"/>
+      <w:pPr>
+        <w:ind w:left="2160" w:hanging="360"/>
+      </w:pPr>
+      <w:rPr>
+        <w:rFonts w:ascii="Wingdings" w:hAnsi="Wingdings" w:hint="default"/>
+      </w:rPr>
+    </w:lvl>
+    <w:lvl w:ilvl="3" w:tplc="04090001" w:tentative="1">
+      <w:start w:val="1"/>
+      <w:numFmt w:val="bullet"/>
+      <w:lvlText w:val=""/>
+      <w:lvlJc w:val="left"/>
+      <w:pPr>
+        <w:ind w:left="2880" w:hanging="360"/>
+      </w:pPr>
+      <w:rPr>
+        <w:rFonts w:ascii="Symbol" w:hAnsi="Symbol" w:hint="default"/>
+      </w:rPr>
+    </w:lvl>
+    <w:lvl w:ilvl="4" w:tplc="04090003" w:tentative="1">
+      <w:start w:val="1"/>
+      <w:numFmt w:val="bullet"/>
+      <w:lvlText w:val="o"/>
+      <w:lvlJc w:val="left"/>
+      <w:pPr>
+        <w:ind w:left="3600" w:hanging="360"/>
+      </w:pPr>
+      <w:rPr>
+        <w:rFonts w:ascii="Courier New" w:hAnsi="Courier New" w:cs="Courier New" w:hint="default"/>
+      </w:rPr>
+    </w:lvl>
+    <w:lvl w:ilvl="5" w:tplc="04090005" w:tentative="1">
+      <w:start w:val="1"/>
+      <w:numFmt w:val="bullet"/>
+      <w:lvlText w:val=""/>
+      <w:lvlJc w:val="left"/>
+      <w:pPr>
+        <w:ind w:left="4320" w:hanging="360"/>
+      </w:pPr>
+      <w:rPr>
+        <w:rFonts w:ascii="Wingdings" w:hAnsi="Wingdings" w:hint="default"/>
+      </w:rPr>
+    </w:lvl>
+    <w:lvl w:ilvl="6" w:tplc="04090001" w:tentative="1">
+      <w:start w:val="1"/>
+      <w:numFmt w:val="bullet"/>
+      <w:lvlText w:val=""/>
+      <w:lvlJc w:val="left"/>
+      <w:pPr>
+        <w:ind w:left="5040" w:hanging="360"/>
+      </w:pPr>
+      <w:rPr>
+        <w:rFonts w:ascii="Symbol" w:hAnsi="Symbol" w:hint="default"/>
+      </w:rPr>
+    </w:lvl>
+    <w:lvl w:ilvl="7" w:tplc="04090003" w:tentative="1">
+      <w:start w:val="1"/>
+      <w:numFmt w:val="bullet"/>
+      <w:lvlText w:val="o"/>
+      <w:lvlJc w:val="left"/>
+      <w:pPr>
+        <w:ind w:left="5760" w:hanging="360"/>
+      </w:pPr>
+      <w:rPr>
+        <w:rFonts w:ascii="Courier New" w:hAnsi="Courier New" w:cs="Courier New" w:hint="default"/>
+      </w:rPr>
+    </w:lvl>
+    <w:lvl w:ilvl="8" w:tplc="04090005" w:tentative="1">
+      <w:start w:val="1"/>
+      <w:numFmt w:val="bullet"/>
+      <w:lvlText w:val=""/>
+      <w:lvlJc w:val="left"/>
+      <w:pPr>
+        <w:ind w:left="6480" w:hanging="360"/>
+      </w:pPr>
+      <w:rPr>
+        <w:rFonts w:ascii="Wingdings" w:hAnsi="Wingdings" w:hint="default"/>
+      </w:rPr>
+    </w:lvl>
+  </w:abstractNum>
+  <w:abstractNum w:abstractNumId="13" w15:restartNumberingAfterBreak="0">
+    <w:nsid w:val="46D33F51"/>
+    <w:multiLevelType w:val="multilevel"/>
+    <w:tmpl w:val="890C0C12"/>
+    <w:lvl w:ilvl="0">
+      <w:start w:val="1"/>
+      <w:numFmt w:val="bullet"/>
+      <w:lvlText w:val=""/>
+      <w:lvlJc w:val="left"/>
+      <w:pPr>
+        <w:tabs>
+          <w:tab w:val="num" w:pos="720"/>
+        </w:tabs>
+        <w:ind w:left="720" w:hanging="360"/>
+      </w:pPr>
+      <w:rPr>
+        <w:rFonts w:ascii="Symbol" w:hAnsi="Symbol" w:hint="default"/>
+        <w:sz w:val="20"/>
+      </w:rPr>
+    </w:lvl>
+    <w:lvl w:ilvl="1" w:tentative="1">
+      <w:start w:val="1"/>
+      <w:numFmt w:val="bullet"/>
+      <w:lvlText w:val="o"/>
+      <w:lvlJc w:val="left"/>
+      <w:pPr>
+        <w:tabs>
+          <w:tab w:val="num" w:pos="1440"/>
+        </w:tabs>
+        <w:ind w:left="1440" w:hanging="360"/>
+      </w:pPr>
+      <w:rPr>
+        <w:rFonts w:ascii="Courier New" w:hAnsi="Courier New" w:hint="default"/>
+        <w:sz w:val="20"/>
+      </w:rPr>
+    </w:lvl>
+    <w:lvl w:ilvl="2" w:tentative="1">
+      <w:start w:val="1"/>
+      <w:numFmt w:val="bullet"/>
+      <w:lvlText w:val=""/>
+      <w:lvlJc w:val="left"/>
+      <w:pPr>
+        <w:tabs>
+          <w:tab w:val="num" w:pos="2160"/>
+        </w:tabs>
+        <w:ind w:left="2160" w:hanging="360"/>
+      </w:pPr>
+      <w:rPr>
+        <w:rFonts w:ascii="Wingdings" w:hAnsi="Wingdings" w:hint="default"/>
+        <w:sz w:val="20"/>
+      </w:rPr>
+    </w:lvl>
+    <w:lvl w:ilvl="3" w:tentative="1">
+      <w:start w:val="1"/>
+      <w:numFmt w:val="bullet"/>
+      <w:lvlText w:val=""/>
+      <w:lvlJc w:val="left"/>
+      <w:pPr>
+        <w:tabs>
+          <w:tab w:val="num" w:pos="2880"/>
+        </w:tabs>
+        <w:ind w:left="2880" w:hanging="360"/>
+      </w:pPr>
+      <w:rPr>
+        <w:rFonts w:ascii="Wingdings" w:hAnsi="Wingdings" w:hint="default"/>
+        <w:sz w:val="20"/>
+      </w:rPr>
+    </w:lvl>
+    <w:lvl w:ilvl="4" w:tentative="1">
+      <w:start w:val="1"/>
+      <w:numFmt w:val="bullet"/>
+      <w:lvlText w:val=""/>
+      <w:lvlJc w:val="left"/>
+      <w:pPr>
+        <w:tabs>
+          <w:tab w:val="num" w:pos="3600"/>
+        </w:tabs>
+        <w:ind w:left="3600" w:hanging="360"/>
+      </w:pPr>
+      <w:rPr>
+        <w:rFonts w:ascii="Wingdings" w:hAnsi="Wingdings" w:hint="default"/>
+        <w:sz w:val="20"/>
+      </w:rPr>
+    </w:lvl>
+    <w:lvl w:ilvl="5" w:tentative="1">
+      <w:start w:val="1"/>
+      <w:numFmt w:val="bullet"/>
+      <w:lvlText w:val=""/>
+      <w:lvlJc w:val="left"/>
+      <w:pPr>
+        <w:tabs>
+          <w:tab w:val="num" w:pos="4320"/>
+        </w:tabs>
+        <w:ind w:left="4320" w:hanging="360"/>
+      </w:pPr>
+      <w:rPr>
+        <w:rFonts w:ascii="Wingdings" w:hAnsi="Wingdings" w:hint="default"/>
+        <w:sz w:val="20"/>
+      </w:rPr>
+    </w:lvl>
+    <w:lvl w:ilvl="6" w:tentative="1">
+      <w:start w:val="1"/>
+      <w:numFmt w:val="bullet"/>
+      <w:lvlText w:val=""/>
+      <w:lvlJc w:val="left"/>
+      <w:pPr>
+        <w:tabs>
+          <w:tab w:val="num" w:pos="5040"/>
+        </w:tabs>
+        <w:ind w:left="5040" w:hanging="360"/>
+      </w:pPr>
+      <w:rPr>
+        <w:rFonts w:ascii="Wingdings" w:hAnsi="Wingdings" w:hint="default"/>
+        <w:sz w:val="20"/>
+      </w:rPr>
+    </w:lvl>
+    <w:lvl w:ilvl="7" w:tentative="1">
+      <w:start w:val="1"/>
+      <w:numFmt w:val="bullet"/>
+      <w:lvlText w:val=""/>
+      <w:lvlJc w:val="left"/>
+      <w:pPr>
+        <w:tabs>
+          <w:tab w:val="num" w:pos="5760"/>
+        </w:tabs>
+        <w:ind w:left="5760" w:hanging="360"/>
+      </w:pPr>
+      <w:rPr>
+        <w:rFonts w:ascii="Wingdings" w:hAnsi="Wingdings" w:hint="default"/>
+        <w:sz w:val="20"/>
+      </w:rPr>
+    </w:lvl>
+    <w:lvl w:ilvl="8" w:tentative="1">
+      <w:start w:val="1"/>
+      <w:numFmt w:val="bullet"/>
+      <w:lvlText w:val=""/>
+      <w:lvlJc w:val="left"/>
+      <w:pPr>
+        <w:tabs>
+          <w:tab w:val="num" w:pos="6480"/>
+        </w:tabs>
+        <w:ind w:left="6480" w:hanging="360"/>
+      </w:pPr>
+      <w:rPr>
+        <w:rFonts w:ascii="Wingdings" w:hAnsi="Wingdings" w:hint="default"/>
+        <w:sz w:val="20"/>
+      </w:rPr>
+    </w:lvl>
+  </w:abstractNum>
+  <w:abstractNum w:abstractNumId="14" w15:restartNumberingAfterBreak="0">
     <w:nsid w:val="58033359"/>
     <w:multiLevelType w:val="hybridMultilevel"/>
     <w:tmpl w:val="0E263E4C"/>
@@ -1264,7 +4048,7 @@
       </w:pPr>
     </w:lvl>
   </w:abstractNum>
-  <w:abstractNum w:abstractNumId="6" w15:restartNumberingAfterBreak="0">
+  <w:abstractNum w:abstractNumId="15" w15:restartNumberingAfterBreak="0">
     <w:nsid w:val="6AC544DD"/>
     <w:multiLevelType w:val="hybridMultilevel"/>
     <w:tmpl w:val="13C6DA46"/>
@@ -1353,7 +4137,7 @@
       </w:pPr>
     </w:lvl>
   </w:abstractNum>
-  <w:abstractNum w:abstractNumId="7" w15:restartNumberingAfterBreak="0">
+  <w:abstractNum w:abstractNumId="16" w15:restartNumberingAfterBreak="0">
     <w:nsid w:val="6D2A463F"/>
     <w:multiLevelType w:val="hybridMultilevel"/>
     <w:tmpl w:val="BAFE5424"/>
@@ -1444,7 +4228,120 @@
       </w:pPr>
     </w:lvl>
   </w:abstractNum>
-  <w:abstractNum w:abstractNumId="8" w15:restartNumberingAfterBreak="0">
+  <w:abstractNum w:abstractNumId="17" w15:restartNumberingAfterBreak="0">
+    <w:nsid w:val="709270E3"/>
+    <w:multiLevelType w:val="hybridMultilevel"/>
+    <w:tmpl w:val="11F2E7BA"/>
+    <w:lvl w:ilvl="0" w:tplc="04090001">
+      <w:start w:val="1"/>
+      <w:numFmt w:val="bullet"/>
+      <w:lvlText w:val=""/>
+      <w:lvlJc w:val="left"/>
+      <w:pPr>
+        <w:ind w:left="720" w:hanging="360"/>
+      </w:pPr>
+      <w:rPr>
+        <w:rFonts w:ascii="Symbol" w:hAnsi="Symbol" w:hint="default"/>
+      </w:rPr>
+    </w:lvl>
+    <w:lvl w:ilvl="1" w:tplc="04090003" w:tentative="1">
+      <w:start w:val="1"/>
+      <w:numFmt w:val="bullet"/>
+      <w:lvlText w:val="o"/>
+      <w:lvlJc w:val="left"/>
+      <w:pPr>
+        <w:ind w:left="1440" w:hanging="360"/>
+      </w:pPr>
+      <w:rPr>
+        <w:rFonts w:ascii="Courier New" w:hAnsi="Courier New" w:cs="Courier New" w:hint="default"/>
+      </w:rPr>
+    </w:lvl>
+    <w:lvl w:ilvl="2" w:tplc="04090005" w:tentative="1">
+      <w:start w:val="1"/>
+      <w:numFmt w:val="bullet"/>
+      <w:lvlText w:val=""/>
+      <w:lvlJc w:val="left"/>
+      <w:pPr>
+        <w:ind w:left="2160" w:hanging="360"/>
+      </w:pPr>
+      <w:rPr>
+        <w:rFonts w:ascii="Wingdings" w:hAnsi="Wingdings" w:hint="default"/>
+      </w:rPr>
+    </w:lvl>
+    <w:lvl w:ilvl="3" w:tplc="04090001" w:tentative="1">
+      <w:start w:val="1"/>
+      <w:numFmt w:val="bullet"/>
+      <w:lvlText w:val=""/>
+      <w:lvlJc w:val="left"/>
+      <w:pPr>
+        <w:ind w:left="2880" w:hanging="360"/>
+      </w:pPr>
+      <w:rPr>
+        <w:rFonts w:ascii="Symbol" w:hAnsi="Symbol" w:hint="default"/>
+      </w:rPr>
+    </w:lvl>
+    <w:lvl w:ilvl="4" w:tplc="04090003" w:tentative="1">
+      <w:start w:val="1"/>
+      <w:numFmt w:val="bullet"/>
+      <w:lvlText w:val="o"/>
+      <w:lvlJc w:val="left"/>
+      <w:pPr>
+        <w:ind w:left="3600" w:hanging="360"/>
+      </w:pPr>
+      <w:rPr>
+        <w:rFonts w:ascii="Courier New" w:hAnsi="Courier New" w:cs="Courier New" w:hint="default"/>
+      </w:rPr>
+    </w:lvl>
+    <w:lvl w:ilvl="5" w:tplc="04090005" w:tentative="1">
+      <w:start w:val="1"/>
+      <w:numFmt w:val="bullet"/>
+      <w:lvlText w:val=""/>
+      <w:lvlJc w:val="left"/>
+      <w:pPr>
+        <w:ind w:left="4320" w:hanging="360"/>
+      </w:pPr>
+      <w:rPr>
+        <w:rFonts w:ascii="Wingdings" w:hAnsi="Wingdings" w:hint="default"/>
+      </w:rPr>
+    </w:lvl>
+    <w:lvl w:ilvl="6" w:tplc="04090001" w:tentative="1">
+      <w:start w:val="1"/>
+      <w:numFmt w:val="bullet"/>
+      <w:lvlText w:val=""/>
+      <w:lvlJc w:val="left"/>
+      <w:pPr>
+        <w:ind w:left="5040" w:hanging="360"/>
+      </w:pPr>
+      <w:rPr>
+        <w:rFonts w:ascii="Symbol" w:hAnsi="Symbol" w:hint="default"/>
+      </w:rPr>
+    </w:lvl>
+    <w:lvl w:ilvl="7" w:tplc="04090003" w:tentative="1">
+      <w:start w:val="1"/>
+      <w:numFmt w:val="bullet"/>
+      <w:lvlText w:val="o"/>
+      <w:lvlJc w:val="left"/>
+      <w:pPr>
+        <w:ind w:left="5760" w:hanging="360"/>
+      </w:pPr>
+      <w:rPr>
+        <w:rFonts w:ascii="Courier New" w:hAnsi="Courier New" w:cs="Courier New" w:hint="default"/>
+      </w:rPr>
+    </w:lvl>
+    <w:lvl w:ilvl="8" w:tplc="04090005" w:tentative="1">
+      <w:start w:val="1"/>
+      <w:numFmt w:val="bullet"/>
+      <w:lvlText w:val=""/>
+      <w:lvlJc w:val="left"/>
+      <w:pPr>
+        <w:ind w:left="6480" w:hanging="360"/>
+      </w:pPr>
+      <w:rPr>
+        <w:rFonts w:ascii="Wingdings" w:hAnsi="Wingdings" w:hint="default"/>
+      </w:rPr>
+    </w:lvl>
+  </w:abstractNum>
+  <w:abstractNum w:abstractNumId="18" w15:restartNumberingAfterBreak="0">
     <w:nsid w:val="71AB7353"/>
     <w:multiLevelType w:val="hybridMultilevel"/>
     <w:tmpl w:val="2AE86CD8"/>
@@ -1532,7 +4429,120 @@
       </w:pPr>
     </w:lvl>
   </w:abstractNum>
-  <w:abstractNum w:abstractNumId="9" w15:restartNumberingAfterBreak="0">
+  <w:abstractNum w:abstractNumId="19" w15:restartNumberingAfterBreak="0">
+    <w:nsid w:val="77F25BA8"/>
+    <w:multiLevelType w:val="hybridMultilevel"/>
+    <w:tmpl w:val="E7403FCE"/>
+    <w:lvl w:ilvl="0" w:tplc="04090001">
+      <w:start w:val="1"/>
+      <w:numFmt w:val="bullet"/>
+      <w:lvlText w:val=""/>
+      <w:lvlJc w:val="left"/>
+      <w:pPr>
+        <w:ind w:left="720" w:hanging="360"/>
+      </w:pPr>
+      <w:rPr>
+        <w:rFonts w:ascii="Symbol" w:hAnsi="Symbol" w:hint="default"/>
+      </w:rPr>
+    </w:lvl>
+    <w:lvl w:ilvl="1" w:tplc="04090003" w:tentative="1">
+      <w:start w:val="1"/>
+      <w:numFmt w:val="bullet"/>
+      <w:lvlText w:val="o"/>
+      <w:lvlJc w:val="left"/>
+      <w:pPr>
+        <w:ind w:left="1440" w:hanging="360"/>
+      </w:pPr>
+      <w:rPr>
+        <w:rFonts w:ascii="Courier New" w:hAnsi="Courier New" w:cs="Courier New" w:hint="default"/>
+      </w:rPr>
+    </w:lvl>
+    <w:lvl w:ilvl="2" w:tplc="04090005" w:tentative="1">
+      <w:start w:val="1"/>
+      <w:numFmt w:val="bullet"/>
+      <w:lvlText w:val=""/>
+      <w:lvlJc w:val="left"/>
+      <w:pPr>
+        <w:ind w:left="2160" w:hanging="360"/>
+      </w:pPr>
+      <w:rPr>
+        <w:rFonts w:ascii="Wingdings" w:hAnsi="Wingdings" w:hint="default"/>
+      </w:rPr>
+    </w:lvl>
+    <w:lvl w:ilvl="3" w:tplc="04090001" w:tentative="1">
+      <w:start w:val="1"/>
+      <w:numFmt w:val="bullet"/>
+      <w:lvlText w:val=""/>
+      <w:lvlJc w:val="left"/>
+      <w:pPr>
+        <w:ind w:left="2880" w:hanging="360"/>
+      </w:pPr>
+      <w:rPr>
+        <w:rFonts w:ascii="Symbol" w:hAnsi="Symbol" w:hint="default"/>
+      </w:rPr>
+    </w:lvl>
+    <w:lvl w:ilvl="4" w:tplc="04090003" w:tentative="1">
+      <w:start w:val="1"/>
+      <w:numFmt w:val="bullet"/>
+      <w:lvlText w:val="o"/>
+      <w:lvlJc w:val="left"/>
+      <w:pPr>
+        <w:ind w:left="3600" w:hanging="360"/>
+      </w:pPr>
+      <w:rPr>
+        <w:rFonts w:ascii="Courier New" w:hAnsi="Courier New" w:cs="Courier New" w:hint="default"/>
+      </w:rPr>
+    </w:lvl>
+    <w:lvl w:ilvl="5" w:tplc="04090005" w:tentative="1">
+      <w:start w:val="1"/>
+      <w:numFmt w:val="bullet"/>
+      <w:lvlText w:val=""/>
+      <w:lvlJc w:val="left"/>
+      <w:pPr>
+        <w:ind w:left="4320" w:hanging="360"/>
+      </w:pPr>
+      <w:rPr>
+        <w:rFonts w:ascii="Wingdings" w:hAnsi="Wingdings" w:hint="default"/>
+      </w:rPr>
+    </w:lvl>
+    <w:lvl w:ilvl="6" w:tplc="04090001" w:tentative="1">
+      <w:start w:val="1"/>
+      <w:numFmt w:val="bullet"/>
+      <w:lvlText w:val=""/>
+      <w:lvlJc w:val="left"/>
+      <w:pPr>
+        <w:ind w:left="5040" w:hanging="360"/>
+      </w:pPr>
+      <w:rPr>
+        <w:rFonts w:ascii="Symbol" w:hAnsi="Symbol" w:hint="default"/>
+      </w:rPr>
+    </w:lvl>
+    <w:lvl w:ilvl="7" w:tplc="04090003" w:tentative="1">
+      <w:start w:val="1"/>
+      <w:numFmt w:val="bullet"/>
+      <w:lvlText w:val="o"/>
+      <w:lvlJc w:val="left"/>
+      <w:pPr>
+        <w:ind w:left="5760" w:hanging="360"/>
+      </w:pPr>
+      <w:rPr>
+        <w:rFonts w:ascii="Courier New" w:hAnsi="Courier New" w:cs="Courier New" w:hint="default"/>
+      </w:rPr>
+    </w:lvl>
+    <w:lvl w:ilvl="8" w:tplc="04090005" w:tentative="1">
+      <w:start w:val="1"/>
+      <w:numFmt w:val="bullet"/>
+      <w:lvlText w:val=""/>
+      <w:lvlJc w:val="left"/>
+      <w:pPr>
+        <w:ind w:left="6480" w:hanging="360"/>
+      </w:pPr>
+      <w:rPr>
+        <w:rFonts w:ascii="Wingdings" w:hAnsi="Wingdings" w:hint="default"/>
+      </w:rPr>
+    </w:lvl>
+  </w:abstractNum>
+  <w:abstractNum w:abstractNumId="20" w15:restartNumberingAfterBreak="0">
     <w:nsid w:val="79213267"/>
     <w:multiLevelType w:val="hybridMultilevel"/>
     <w:tmpl w:val="D6F61438"/>
@@ -1621,7 +4631,120 @@
       </w:pPr>
     </w:lvl>
   </w:abstractNum>
-  <w:abstractNum w:abstractNumId="10" w15:restartNumberingAfterBreak="0">
+  <w:abstractNum w:abstractNumId="21" w15:restartNumberingAfterBreak="0">
+    <w:nsid w:val="79864F1D"/>
+    <w:multiLevelType w:val="hybridMultilevel"/>
+    <w:tmpl w:val="846EE508"/>
+    <w:lvl w:ilvl="0" w:tplc="04090001">
+      <w:start w:val="1"/>
+      <w:numFmt w:val="bullet"/>
+      <w:lvlText w:val=""/>
+      <w:lvlJc w:val="left"/>
+      <w:pPr>
+        <w:ind w:left="720" w:hanging="360"/>
+      </w:pPr>
+      <w:rPr>
+        <w:rFonts w:ascii="Symbol" w:hAnsi="Symbol" w:hint="default"/>
+      </w:rPr>
+    </w:lvl>
+    <w:lvl w:ilvl="1" w:tplc="04090003" w:tentative="1">
+      <w:start w:val="1"/>
+      <w:numFmt w:val="bullet"/>
+      <w:lvlText w:val="o"/>
+      <w:lvlJc w:val="left"/>
+      <w:pPr>
+        <w:ind w:left="1440" w:hanging="360"/>
+      </w:pPr>
+      <w:rPr>
+        <w:rFonts w:ascii="Courier New" w:hAnsi="Courier New" w:cs="Courier New" w:hint="default"/>
+      </w:rPr>
+    </w:lvl>
+    <w:lvl w:ilvl="2" w:tplc="04090005" w:tentative="1">
+      <w:start w:val="1"/>
+      <w:numFmt w:val="bullet"/>
+      <w:lvlText w:val=""/>
+      <w:lvlJc w:val="left"/>
+      <w:pPr>
+        <w:ind w:left="2160" w:hanging="360"/>
+      </w:pPr>
+      <w:rPr>
+        <w:rFonts w:ascii="Wingdings" w:hAnsi="Wingdings" w:hint="default"/>
+      </w:rPr>
+    </w:lvl>
+    <w:lvl w:ilvl="3" w:tplc="04090001" w:tentative="1">
+      <w:start w:val="1"/>
+      <w:numFmt w:val="bullet"/>
+      <w:lvlText w:val=""/>
+      <w:lvlJc w:val="left"/>
+      <w:pPr>
+        <w:ind w:left="2880" w:hanging="360"/>
+      </w:pPr>
+      <w:rPr>
+        <w:rFonts w:ascii="Symbol" w:hAnsi="Symbol" w:hint="default"/>
+      </w:rPr>
+    </w:lvl>
+    <w:lvl w:ilvl="4" w:tplc="04090003" w:tentative="1">
+      <w:start w:val="1"/>
+      <w:numFmt w:val="bullet"/>
+      <w:lvlText w:val="o"/>
+      <w:lvlJc w:val="left"/>
+      <w:pPr>
+        <w:ind w:left="3600" w:hanging="360"/>
+      </w:pPr>
+      <w:rPr>
+        <w:rFonts w:ascii="Courier New" w:hAnsi="Courier New" w:cs="Courier New" w:hint="default"/>
+      </w:rPr>
+    </w:lvl>
+    <w:lvl w:ilvl="5" w:tplc="04090005" w:tentative="1">
+      <w:start w:val="1"/>
+      <w:numFmt w:val="bullet"/>
+      <w:lvlText w:val=""/>
+      <w:lvlJc w:val="left"/>
+      <w:pPr>
+        <w:ind w:left="4320" w:hanging="360"/>
+      </w:pPr>
+      <w:rPr>
+        <w:rFonts w:ascii="Wingdings" w:hAnsi="Wingdings" w:hint="default"/>
+      </w:rPr>
+    </w:lvl>
+    <w:lvl w:ilvl="6" w:tplc="04090001" w:tentative="1">
+      <w:start w:val="1"/>
+      <w:numFmt w:val="bullet"/>
+      <w:lvlText w:val=""/>
+      <w:lvlJc w:val="left"/>
+      <w:pPr>
+        <w:ind w:left="5040" w:hanging="360"/>
+      </w:pPr>
+      <w:rPr>
+        <w:rFonts w:ascii="Symbol" w:hAnsi="Symbol" w:hint="default"/>
+      </w:rPr>
+    </w:lvl>
+    <w:lvl w:ilvl="7" w:tplc="04090003" w:tentative="1">
+      <w:start w:val="1"/>
+      <w:numFmt w:val="bullet"/>
+      <w:lvlText w:val="o"/>
+      <w:lvlJc w:val="left"/>
+      <w:pPr>
+        <w:ind w:left="5760" w:hanging="360"/>
+      </w:pPr>
+      <w:rPr>
+        <w:rFonts w:ascii="Courier New" w:hAnsi="Courier New" w:cs="Courier New" w:hint="default"/>
+      </w:rPr>
+    </w:lvl>
+    <w:lvl w:ilvl="8" w:tplc="04090005" w:tentative="1">
+      <w:start w:val="1"/>
+      <w:numFmt w:val="bullet"/>
+      <w:lvlText w:val=""/>
+      <w:lvlJc w:val="left"/>
+      <w:pPr>
+        <w:ind w:left="6480" w:hanging="360"/>
+      </w:pPr>
+      <w:rPr>
+        <w:rFonts w:ascii="Wingdings" w:hAnsi="Wingdings" w:hint="default"/>
+      </w:rPr>
+    </w:lvl>
+  </w:abstractNum>
+  <w:abstractNum w:abstractNumId="22" w15:restartNumberingAfterBreak="0">
     <w:nsid w:val="7D947D80"/>
     <w:multiLevelType w:val="hybridMultilevel"/>
     <w:tmpl w:val="A58EC3F0"/>
@@ -1710,7 +4833,7 @@
       </w:pPr>
     </w:lvl>
   </w:abstractNum>
-  <w:abstractNum w:abstractNumId="11" w15:restartNumberingAfterBreak="0">
+  <w:abstractNum w:abstractNumId="23" w15:restartNumberingAfterBreak="0">
     <w:nsid w:val="7DEE67A8"/>
     <w:multiLevelType w:val="hybridMultilevel"/>
     <w:tmpl w:val="165889A8"/>
@@ -1800,25 +4923,25 @@
     </w:lvl>
   </w:abstractNum>
   <w:num w:numId="1" w16cid:durableId="1568102762">
-    <w:abstractNumId w:val="7"/>
+    <w:abstractNumId w:val="16"/>
   </w:num>
   <w:num w:numId="2" w16cid:durableId="379283219">
-    <w:abstractNumId w:val="3"/>
+    <w:abstractNumId w:val="5"/>
   </w:num>
   <w:num w:numId="3" w16cid:durableId="462114230">
-    <w:abstractNumId w:val="8"/>
+    <w:abstractNumId w:val="18"/>
   </w:num>
   <w:num w:numId="4" w16cid:durableId="1307512281">
-    <w:abstractNumId w:val="4"/>
+    <w:abstractNumId w:val="6"/>
   </w:num>
   <w:num w:numId="5" w16cid:durableId="475538599">
     <w:abstractNumId w:val="1"/>
   </w:num>
   <w:num w:numId="6" w16cid:durableId="780494637">
-    <w:abstractNumId w:val="6"/>
+    <w:abstractNumId w:val="15"/>
   </w:num>
   <w:num w:numId="7" w16cid:durableId="1139763358">
-    <w:abstractNumId w:val="10"/>
+    <w:abstractNumId w:val="22"/>
   </w:num>
   <w:num w:numId="8" w16cid:durableId="149761307">
     <w:abstractNumId w:val="0"/>
@@ -1827,13 +4950,49 @@
     <w:abstractNumId w:val="2"/>
   </w:num>
   <w:num w:numId="10" w16cid:durableId="553077378">
+    <w:abstractNumId w:val="20"/>
+  </w:num>
+  <w:num w:numId="11" w16cid:durableId="314800575">
+    <w:abstractNumId w:val="23"/>
+  </w:num>
+  <w:num w:numId="12" w16cid:durableId="314725528">
+    <w:abstractNumId w:val="14"/>
+  </w:num>
+  <w:num w:numId="13" w16cid:durableId="1284769413">
+    <w:abstractNumId w:val="11"/>
+  </w:num>
+  <w:num w:numId="14" w16cid:durableId="1136067381">
+    <w:abstractNumId w:val="10"/>
+  </w:num>
+  <w:num w:numId="15" w16cid:durableId="1824615261">
     <w:abstractNumId w:val="9"/>
   </w:num>
-  <w:num w:numId="11" w16cid:durableId="314800575">
-    <w:abstractNumId w:val="11"/>
+  <w:num w:numId="16" w16cid:durableId="1849635954">
+    <w:abstractNumId w:val="7"/>
   </w:num>
-  <w:num w:numId="12" w16cid:durableId="314725528">
-    <w:abstractNumId w:val="5"/>
+  <w:num w:numId="17" w16cid:durableId="344719472">
+    <w:abstractNumId w:val="17"/>
+  </w:num>
+  <w:num w:numId="18" w16cid:durableId="1638953822">
+    <w:abstractNumId w:val="4"/>
+  </w:num>
+  <w:num w:numId="19" w16cid:durableId="994067557">
+    <w:abstractNumId w:val="3"/>
+  </w:num>
+  <w:num w:numId="20" w16cid:durableId="939027992">
+    <w:abstractNumId w:val="13"/>
+  </w:num>
+  <w:num w:numId="21" w16cid:durableId="705720146">
+    <w:abstractNumId w:val="21"/>
+  </w:num>
+  <w:num w:numId="22" w16cid:durableId="425879536">
+    <w:abstractNumId w:val="8"/>
+  </w:num>
+  <w:num w:numId="23" w16cid:durableId="1010721744">
+    <w:abstractNumId w:val="19"/>
+  </w:num>
+  <w:num w:numId="24" w16cid:durableId="218977897">
+    <w:abstractNumId w:val="12"/>
   </w:num>
 </w:numbering>
 </file>
@@ -2815,6 +5974,16 @@
       <w:szCs w:val="18"/>
     </w:rPr>
   </w:style>
+  <w:style w:type="paragraph" w:styleId="Revision">
+    <w:name w:val="Revision"/>
+    <w:hidden/>
+    <w:uiPriority w:val="99"/>
+    <w:semiHidden/>
+    <w:rsid w:val="00FA4B69"/>
+    <w:pPr>
+      <w:spacing w:after="0" w:line="240" w:lineRule="auto"/>
+    </w:pPr>
+  </w:style>
 </w:styles>
 </file>
 
